--- a/Node_demo/toshiba/Final/SYNOPSIS.docx
+++ b/Node_demo/toshiba/Final/SYNOPSIS.docx
@@ -5,18 +5,18 @@
     <w:p>
       <w:pPr>
         <w:rPr>
-          <w:rFonts w:ascii="Aptos" w:hAnsi="Aptos"/>
-          <w:sz w:val="24"/>
-          <w:szCs w:val="24"/>
-        </w:rPr>
-      </w:pPr>
-      <w:r>
-        <w:rPr>
-          <w:rFonts w:ascii="Aptos" w:hAnsi="Aptos"/>
-          <w:b/>
-          <w:bCs/>
-          <w:sz w:val="24"/>
-          <w:szCs w:val="24"/>
+          <w:rFonts w:ascii="Times New Roman" w:hAnsi="Times New Roman" w:cs="Times New Roman"/>
+          <w:sz w:val="28"/>
+          <w:szCs w:val="28"/>
+        </w:rPr>
+      </w:pPr>
+      <w:r>
+        <w:rPr>
+          <w:rFonts w:ascii="Times New Roman" w:hAnsi="Times New Roman" w:cs="Times New Roman"/>
+          <w:b/>
+          <w:bCs/>
+          <w:sz w:val="28"/>
+          <w:szCs w:val="28"/>
         </w:rPr>
         <w:t>BEFORE THE DISTRICT CONSUMER DISPUTES REDRESSAL COMMISSION, MUMBAI</w:t>
       </w:r>
@@ -24,18 +24,18 @@
     <w:p>
       <w:pPr>
         <w:rPr>
-          <w:rFonts w:ascii="Aptos" w:hAnsi="Aptos"/>
-          <w:sz w:val="24"/>
-          <w:szCs w:val="24"/>
-        </w:rPr>
-      </w:pPr>
-      <w:r>
-        <w:rPr>
-          <w:rFonts w:ascii="Aptos" w:hAnsi="Aptos"/>
-          <w:b/>
-          <w:bCs/>
-          <w:sz w:val="24"/>
-          <w:szCs w:val="24"/>
+          <w:rFonts w:ascii="Times New Roman" w:hAnsi="Times New Roman" w:cs="Times New Roman"/>
+          <w:sz w:val="28"/>
+          <w:szCs w:val="28"/>
+        </w:rPr>
+      </w:pPr>
+      <w:r>
+        <w:rPr>
+          <w:rFonts w:ascii="Times New Roman" w:hAnsi="Times New Roman" w:cs="Times New Roman"/>
+          <w:b/>
+          <w:bCs/>
+          <w:sz w:val="28"/>
+          <w:szCs w:val="28"/>
         </w:rPr>
         <w:t>Consumer Complaint No. ____ of 2025</w:t>
       </w:r>
@@ -43,26 +43,26 @@
     <w:p>
       <w:pPr>
         <w:rPr>
-          <w:rFonts w:ascii="Aptos" w:hAnsi="Aptos"/>
-          <w:sz w:val="24"/>
-          <w:szCs w:val="24"/>
-        </w:rPr>
-      </w:pPr>
-      <w:r>
-        <w:rPr>
-          <w:rFonts w:ascii="Aptos" w:hAnsi="Aptos"/>
-          <w:b/>
-          <w:bCs/>
-          <w:sz w:val="24"/>
-          <w:szCs w:val="24"/>
+          <w:rFonts w:ascii="Times New Roman" w:hAnsi="Times New Roman" w:cs="Times New Roman"/>
+          <w:sz w:val="28"/>
+          <w:szCs w:val="28"/>
+        </w:rPr>
+      </w:pPr>
+      <w:r>
+        <w:rPr>
+          <w:rFonts w:ascii="Times New Roman" w:hAnsi="Times New Roman" w:cs="Times New Roman"/>
+          <w:b/>
+          <w:bCs/>
+          <w:sz w:val="28"/>
+          <w:szCs w:val="28"/>
         </w:rPr>
         <w:t>IN THE MATTER OF:</w:t>
       </w:r>
       <w:r>
         <w:rPr>
-          <w:rFonts w:ascii="Aptos" w:hAnsi="Aptos"/>
-          <w:sz w:val="24"/>
-          <w:szCs w:val="24"/>
+          <w:rFonts w:ascii="Times New Roman" w:hAnsi="Times New Roman" w:cs="Times New Roman"/>
+          <w:sz w:val="28"/>
+          <w:szCs w:val="28"/>
         </w:rPr>
         <w:br/>
         <w:t>Pratik Shah — Complainant</w:t>
@@ -71,34 +71,34 @@
     <w:p>
       <w:pPr>
         <w:rPr>
-          <w:rFonts w:ascii="Aptos" w:hAnsi="Aptos"/>
-          <w:sz w:val="24"/>
-          <w:szCs w:val="24"/>
-        </w:rPr>
-      </w:pPr>
-      <w:r>
-        <w:rPr>
-          <w:rFonts w:ascii="Aptos" w:hAnsi="Aptos"/>
-          <w:sz w:val="24"/>
-          <w:szCs w:val="24"/>
+          <w:rFonts w:ascii="Times New Roman" w:hAnsi="Times New Roman" w:cs="Times New Roman"/>
+          <w:sz w:val="28"/>
+          <w:szCs w:val="28"/>
+        </w:rPr>
+      </w:pPr>
+      <w:r>
+        <w:rPr>
+          <w:rFonts w:ascii="Times New Roman" w:hAnsi="Times New Roman" w:cs="Times New Roman"/>
+          <w:sz w:val="28"/>
+          <w:szCs w:val="28"/>
         </w:rPr>
         <w:t>Versus</w:t>
       </w:r>
       <w:r>
         <w:rPr>
-          <w:rFonts w:ascii="Aptos" w:hAnsi="Aptos"/>
-          <w:sz w:val="24"/>
-          <w:szCs w:val="24"/>
+          <w:rFonts w:ascii="Times New Roman" w:hAnsi="Times New Roman" w:cs="Times New Roman"/>
+          <w:sz w:val="28"/>
+          <w:szCs w:val="28"/>
         </w:rPr>
         <w:br/>
       </w:r>
       <w:r>
         <w:rPr>
-          <w:rFonts w:ascii="Aptos" w:hAnsi="Aptos"/>
-          <w:b/>
-          <w:bCs/>
-          <w:sz w:val="24"/>
-          <w:szCs w:val="24"/>
+          <w:rFonts w:ascii="Times New Roman" w:hAnsi="Times New Roman" w:cs="Times New Roman"/>
+          <w:b/>
+          <w:bCs/>
+          <w:sz w:val="28"/>
+          <w:szCs w:val="28"/>
         </w:rPr>
         <w:t>Opposite Parties:</w:t>
       </w:r>
@@ -111,48 +111,48 @@
         </w:numPr>
         <w:spacing w:after="160" w:line="259" w:lineRule="auto"/>
         <w:rPr>
-          <w:rFonts w:ascii="Aptos" w:hAnsi="Aptos"/>
-          <w:sz w:val="24"/>
-          <w:szCs w:val="24"/>
-        </w:rPr>
-      </w:pPr>
-      <w:r>
-        <w:rPr>
-          <w:rFonts w:ascii="Aptos" w:hAnsi="Aptos"/>
-          <w:b/>
-          <w:bCs/>
-          <w:sz w:val="24"/>
-          <w:szCs w:val="24"/>
+          <w:rFonts w:ascii="Times New Roman" w:hAnsi="Times New Roman" w:cs="Times New Roman"/>
+          <w:sz w:val="28"/>
+          <w:szCs w:val="28"/>
+        </w:rPr>
+      </w:pPr>
+      <w:r>
+        <w:rPr>
+          <w:rFonts w:ascii="Times New Roman" w:hAnsi="Times New Roman" w:cs="Times New Roman"/>
+          <w:b/>
+          <w:bCs/>
+          <w:sz w:val="28"/>
+          <w:szCs w:val="28"/>
         </w:rPr>
         <w:t xml:space="preserve">Hisense India </w:t>
       </w:r>
       <w:proofErr w:type="spellStart"/>
       <w:r>
         <w:rPr>
-          <w:rFonts w:ascii="Aptos" w:hAnsi="Aptos"/>
-          <w:b/>
-          <w:bCs/>
-          <w:sz w:val="24"/>
-          <w:szCs w:val="24"/>
+          <w:rFonts w:ascii="Times New Roman" w:hAnsi="Times New Roman" w:cs="Times New Roman"/>
+          <w:b/>
+          <w:bCs/>
+          <w:sz w:val="28"/>
+          <w:szCs w:val="28"/>
         </w:rPr>
         <w:t>Pvt.</w:t>
       </w:r>
       <w:proofErr w:type="spellEnd"/>
       <w:r>
         <w:rPr>
-          <w:rFonts w:ascii="Aptos" w:hAnsi="Aptos"/>
-          <w:b/>
-          <w:bCs/>
-          <w:sz w:val="24"/>
-          <w:szCs w:val="24"/>
+          <w:rFonts w:ascii="Times New Roman" w:hAnsi="Times New Roman" w:cs="Times New Roman"/>
+          <w:b/>
+          <w:bCs/>
+          <w:sz w:val="28"/>
+          <w:szCs w:val="28"/>
         </w:rPr>
         <w:t xml:space="preserve"> Ltd.</w:t>
       </w:r>
       <w:r>
         <w:rPr>
-          <w:rFonts w:ascii="Aptos" w:hAnsi="Aptos"/>
-          <w:sz w:val="24"/>
-          <w:szCs w:val="24"/>
+          <w:rFonts w:ascii="Times New Roman" w:hAnsi="Times New Roman" w:cs="Times New Roman"/>
+          <w:sz w:val="28"/>
+          <w:szCs w:val="28"/>
         </w:rPr>
         <w:t xml:space="preserve"> </w:t>
       </w:r>
@@ -165,40 +165,40 @@
         </w:numPr>
         <w:spacing w:after="160" w:line="259" w:lineRule="auto"/>
         <w:rPr>
-          <w:rFonts w:ascii="Aptos" w:hAnsi="Aptos"/>
-          <w:sz w:val="24"/>
-          <w:szCs w:val="24"/>
-        </w:rPr>
-      </w:pPr>
-      <w:r>
-        <w:rPr>
-          <w:rFonts w:ascii="Aptos" w:hAnsi="Aptos"/>
-          <w:b/>
-          <w:bCs/>
-          <w:sz w:val="24"/>
-          <w:szCs w:val="24"/>
+          <w:rFonts w:ascii="Times New Roman" w:hAnsi="Times New Roman" w:cs="Times New Roman"/>
+          <w:sz w:val="28"/>
+          <w:szCs w:val="28"/>
+        </w:rPr>
+      </w:pPr>
+      <w:r>
+        <w:rPr>
+          <w:rFonts w:ascii="Times New Roman" w:hAnsi="Times New Roman" w:cs="Times New Roman"/>
+          <w:b/>
+          <w:bCs/>
+          <w:sz w:val="28"/>
+          <w:szCs w:val="28"/>
         </w:rPr>
         <w:t xml:space="preserve">Toshiba India </w:t>
       </w:r>
       <w:proofErr w:type="spellStart"/>
       <w:r>
         <w:rPr>
-          <w:rFonts w:ascii="Aptos" w:hAnsi="Aptos"/>
-          <w:b/>
-          <w:bCs/>
-          <w:sz w:val="24"/>
-          <w:szCs w:val="24"/>
+          <w:rFonts w:ascii="Times New Roman" w:hAnsi="Times New Roman" w:cs="Times New Roman"/>
+          <w:b/>
+          <w:bCs/>
+          <w:sz w:val="28"/>
+          <w:szCs w:val="28"/>
         </w:rPr>
         <w:t>Pvt.</w:t>
       </w:r>
       <w:proofErr w:type="spellEnd"/>
       <w:r>
         <w:rPr>
-          <w:rFonts w:ascii="Aptos" w:hAnsi="Aptos"/>
-          <w:b/>
-          <w:bCs/>
-          <w:sz w:val="24"/>
-          <w:szCs w:val="24"/>
+          <w:rFonts w:ascii="Times New Roman" w:hAnsi="Times New Roman" w:cs="Times New Roman"/>
+          <w:b/>
+          <w:bCs/>
+          <w:sz w:val="28"/>
+          <w:szCs w:val="28"/>
         </w:rPr>
         <w:t xml:space="preserve"> Ltd.</w:t>
       </w:r>
@@ -211,62 +211,62 @@
         </w:numPr>
         <w:spacing w:after="160" w:line="259" w:lineRule="auto"/>
         <w:rPr>
-          <w:rFonts w:ascii="Aptos" w:hAnsi="Aptos"/>
-          <w:sz w:val="24"/>
-          <w:szCs w:val="24"/>
-        </w:rPr>
-      </w:pPr>
-      <w:r>
-        <w:rPr>
-          <w:rFonts w:ascii="Aptos" w:hAnsi="Aptos"/>
-          <w:b/>
-          <w:bCs/>
-          <w:sz w:val="24"/>
-          <w:szCs w:val="24"/>
+          <w:rFonts w:ascii="Times New Roman" w:hAnsi="Times New Roman" w:cs="Times New Roman"/>
+          <w:sz w:val="28"/>
+          <w:szCs w:val="28"/>
+        </w:rPr>
+      </w:pPr>
+      <w:r>
+        <w:rPr>
+          <w:rFonts w:ascii="Times New Roman" w:hAnsi="Times New Roman" w:cs="Times New Roman"/>
+          <w:b/>
+          <w:bCs/>
+          <w:sz w:val="28"/>
+          <w:szCs w:val="28"/>
         </w:rPr>
         <w:t xml:space="preserve">Toshiba Authorized Service </w:t>
       </w:r>
       <w:proofErr w:type="spellStart"/>
       <w:r>
         <w:rPr>
-          <w:rFonts w:ascii="Aptos" w:hAnsi="Aptos"/>
-          <w:b/>
-          <w:bCs/>
-          <w:sz w:val="24"/>
-          <w:szCs w:val="24"/>
+          <w:rFonts w:ascii="Times New Roman" w:hAnsi="Times New Roman" w:cs="Times New Roman"/>
+          <w:b/>
+          <w:bCs/>
+          <w:sz w:val="28"/>
+          <w:szCs w:val="28"/>
         </w:rPr>
         <w:t>Center</w:t>
       </w:r>
       <w:proofErr w:type="spellEnd"/>
       <w:r>
         <w:rPr>
-          <w:rFonts w:ascii="Aptos" w:hAnsi="Aptos"/>
-          <w:b/>
-          <w:bCs/>
-          <w:sz w:val="24"/>
-          <w:szCs w:val="24"/>
+          <w:rFonts w:ascii="Times New Roman" w:hAnsi="Times New Roman" w:cs="Times New Roman"/>
+          <w:b/>
+          <w:bCs/>
+          <w:sz w:val="28"/>
+          <w:szCs w:val="28"/>
         </w:rPr>
         <w:t xml:space="preserve"> (Reliance </w:t>
       </w:r>
       <w:proofErr w:type="spellStart"/>
       <w:r>
         <w:rPr>
-          <w:rFonts w:ascii="Aptos" w:hAnsi="Aptos"/>
-          <w:b/>
-          <w:bCs/>
-          <w:sz w:val="24"/>
-          <w:szCs w:val="24"/>
+          <w:rFonts w:ascii="Times New Roman" w:hAnsi="Times New Roman" w:cs="Times New Roman"/>
+          <w:b/>
+          <w:bCs/>
+          <w:sz w:val="28"/>
+          <w:szCs w:val="28"/>
         </w:rPr>
         <w:t>ResQ</w:t>
       </w:r>
       <w:proofErr w:type="spellEnd"/>
       <w:r>
         <w:rPr>
-          <w:rFonts w:ascii="Aptos" w:hAnsi="Aptos"/>
-          <w:b/>
-          <w:bCs/>
-          <w:sz w:val="24"/>
-          <w:szCs w:val="24"/>
+          <w:rFonts w:ascii="Times New Roman" w:hAnsi="Times New Roman" w:cs="Times New Roman"/>
+          <w:b/>
+          <w:bCs/>
+          <w:sz w:val="28"/>
+          <w:szCs w:val="28"/>
         </w:rPr>
         <w:t xml:space="preserve"> – Synergy Electronics)</w:t>
       </w:r>
@@ -279,18 +279,18 @@
         </w:numPr>
         <w:spacing w:after="160" w:line="259" w:lineRule="auto"/>
         <w:rPr>
-          <w:rFonts w:ascii="Aptos" w:hAnsi="Aptos"/>
-          <w:sz w:val="24"/>
-          <w:szCs w:val="24"/>
-        </w:rPr>
-      </w:pPr>
-      <w:r>
-        <w:rPr>
-          <w:rFonts w:ascii="Aptos" w:hAnsi="Aptos" w:cs="Times New Roman"/>
-          <w:b/>
-          <w:bCs/>
-          <w:sz w:val="24"/>
-          <w:szCs w:val="24"/>
+          <w:rFonts w:ascii="Times New Roman" w:hAnsi="Times New Roman" w:cs="Times New Roman"/>
+          <w:sz w:val="28"/>
+          <w:szCs w:val="28"/>
+        </w:rPr>
+      </w:pPr>
+      <w:r>
+        <w:rPr>
+          <w:rFonts w:ascii="Times New Roman" w:hAnsi="Times New Roman" w:cs="Times New Roman"/>
+          <w:b/>
+          <w:bCs/>
+          <w:sz w:val="28"/>
+          <w:szCs w:val="28"/>
           <w:lang w:bidi="mr-IN"/>
         </w:rPr>
         <w:t xml:space="preserve">Amazon Seller Services </w:t>
@@ -298,11 +298,11 @@
       <w:proofErr w:type="spellStart"/>
       <w:r>
         <w:rPr>
-          <w:rFonts w:ascii="Aptos" w:hAnsi="Aptos" w:cs="Times New Roman"/>
-          <w:b/>
-          <w:bCs/>
-          <w:sz w:val="24"/>
-          <w:szCs w:val="24"/>
+          <w:rFonts w:ascii="Times New Roman" w:hAnsi="Times New Roman" w:cs="Times New Roman"/>
+          <w:b/>
+          <w:bCs/>
+          <w:sz w:val="28"/>
+          <w:szCs w:val="28"/>
           <w:lang w:bidi="mr-IN"/>
         </w:rPr>
         <w:t>Pvt.</w:t>
@@ -310,31 +310,31 @@
       <w:proofErr w:type="spellEnd"/>
       <w:r>
         <w:rPr>
-          <w:rFonts w:ascii="Aptos" w:hAnsi="Aptos" w:cs="Times New Roman"/>
-          <w:b/>
-          <w:bCs/>
-          <w:sz w:val="24"/>
-          <w:szCs w:val="24"/>
+          <w:rFonts w:ascii="Times New Roman" w:hAnsi="Times New Roman" w:cs="Times New Roman"/>
+          <w:b/>
+          <w:bCs/>
+          <w:sz w:val="28"/>
+          <w:szCs w:val="28"/>
           <w:lang w:bidi="mr-IN"/>
         </w:rPr>
         <w:t xml:space="preserve"> Ltd.</w:t>
       </w:r>
       <w:r>
         <w:rPr>
-          <w:rFonts w:ascii="Aptos" w:hAnsi="Aptos" w:cs="Times New Roman"/>
-          <w:sz w:val="24"/>
-          <w:szCs w:val="24"/>
+          <w:rFonts w:ascii="Times New Roman" w:hAnsi="Times New Roman" w:cs="Times New Roman"/>
+          <w:sz w:val="28"/>
+          <w:szCs w:val="28"/>
           <w:lang w:bidi="mr-IN"/>
         </w:rPr>
         <w:t xml:space="preserve"> </w:t>
       </w:r>
       <w:r>
         <w:rPr>
-          <w:rFonts w:ascii="Aptos" w:hAnsi="Aptos" w:cs="Times New Roman"/>
+          <w:rFonts w:ascii="Times New Roman" w:hAnsi="Times New Roman" w:cs="Times New Roman"/>
           <w:i/>
           <w:iCs/>
-          <w:sz w:val="24"/>
-          <w:szCs w:val="24"/>
+          <w:sz w:val="28"/>
+          <w:szCs w:val="28"/>
           <w:lang w:bidi="mr-IN"/>
         </w:rPr>
         <w:t>(Party included for completeness, though they are cooperating)</w:t>
@@ -343,20 +343,20 @@
     <w:p>
       <w:pPr>
         <w:rPr>
-          <w:rFonts w:ascii="Aptos" w:hAnsi="Aptos"/>
-          <w:b/>
-          <w:bCs/>
-          <w:sz w:val="24"/>
-          <w:szCs w:val="24"/>
-        </w:rPr>
-      </w:pPr>
-      <w:r>
-        <w:rPr>
-          <w:rFonts w:ascii="Aptos" w:hAnsi="Aptos"/>
-          <w:b/>
-          <w:bCs/>
-          <w:sz w:val="24"/>
-          <w:szCs w:val="24"/>
+          <w:rFonts w:ascii="Times New Roman" w:hAnsi="Times New Roman" w:cs="Times New Roman"/>
+          <w:b/>
+          <w:bCs/>
+          <w:sz w:val="28"/>
+          <w:szCs w:val="28"/>
+        </w:rPr>
+      </w:pPr>
+      <w:r>
+        <w:rPr>
+          <w:rFonts w:ascii="Times New Roman" w:hAnsi="Times New Roman" w:cs="Times New Roman"/>
+          <w:b/>
+          <w:bCs/>
+          <w:sz w:val="28"/>
+          <w:szCs w:val="28"/>
         </w:rPr>
         <w:t>SYNOPSIS WITH LIST OF DATES AND EVENTS</w:t>
       </w:r>
@@ -364,208 +364,208 @@
     <w:p>
       <w:pPr>
         <w:rPr>
-          <w:rFonts w:ascii="Aptos" w:hAnsi="Aptos"/>
-          <w:sz w:val="24"/>
-          <w:szCs w:val="24"/>
-        </w:rPr>
-      </w:pPr>
-      <w:r>
-        <w:rPr>
-          <w:rFonts w:ascii="Aptos" w:hAnsi="Aptos"/>
-          <w:sz w:val="24"/>
-          <w:szCs w:val="24"/>
+          <w:rFonts w:ascii="Times New Roman" w:hAnsi="Times New Roman" w:cs="Times New Roman"/>
+          <w:sz w:val="28"/>
+          <w:szCs w:val="28"/>
+        </w:rPr>
+      </w:pPr>
+      <w:r>
+        <w:rPr>
+          <w:rFonts w:ascii="Times New Roman" w:hAnsi="Times New Roman" w:cs="Times New Roman"/>
+          <w:sz w:val="28"/>
+          <w:szCs w:val="28"/>
         </w:rPr>
         <w:t xml:space="preserve">The Complainant files this complaint under the Consumer Protection Act, 2019, seeking redressal against </w:t>
       </w:r>
       <w:r>
         <w:rPr>
-          <w:rFonts w:ascii="Aptos" w:hAnsi="Aptos"/>
-          <w:b/>
-          <w:bCs/>
-          <w:sz w:val="24"/>
-          <w:szCs w:val="24"/>
+          <w:rFonts w:ascii="Times New Roman" w:hAnsi="Times New Roman" w:cs="Times New Roman"/>
+          <w:b/>
+          <w:bCs/>
+          <w:sz w:val="28"/>
+          <w:szCs w:val="28"/>
         </w:rPr>
         <w:t xml:space="preserve">Hisense India </w:t>
       </w:r>
       <w:proofErr w:type="spellStart"/>
       <w:r>
         <w:rPr>
-          <w:rFonts w:ascii="Aptos" w:hAnsi="Aptos"/>
-          <w:b/>
-          <w:bCs/>
-          <w:sz w:val="24"/>
-          <w:szCs w:val="24"/>
+          <w:rFonts w:ascii="Times New Roman" w:hAnsi="Times New Roman" w:cs="Times New Roman"/>
+          <w:b/>
+          <w:bCs/>
+          <w:sz w:val="28"/>
+          <w:szCs w:val="28"/>
         </w:rPr>
         <w:t>Pvt.</w:t>
       </w:r>
       <w:proofErr w:type="spellEnd"/>
       <w:r>
         <w:rPr>
-          <w:rFonts w:ascii="Aptos" w:hAnsi="Aptos"/>
-          <w:b/>
-          <w:bCs/>
-          <w:sz w:val="24"/>
-          <w:szCs w:val="24"/>
+          <w:rFonts w:ascii="Times New Roman" w:hAnsi="Times New Roman" w:cs="Times New Roman"/>
+          <w:b/>
+          <w:bCs/>
+          <w:sz w:val="28"/>
+          <w:szCs w:val="28"/>
         </w:rPr>
         <w:t xml:space="preserve"> Ltd.</w:t>
       </w:r>
       <w:r>
         <w:rPr>
-          <w:rFonts w:ascii="Aptos" w:hAnsi="Aptos"/>
-          <w:sz w:val="24"/>
-          <w:szCs w:val="24"/>
+          <w:rFonts w:ascii="Times New Roman" w:hAnsi="Times New Roman" w:cs="Times New Roman"/>
+          <w:sz w:val="28"/>
+          <w:szCs w:val="28"/>
         </w:rPr>
         <w:t xml:space="preserve"> and </w:t>
       </w:r>
       <w:r>
         <w:rPr>
-          <w:rFonts w:ascii="Aptos" w:hAnsi="Aptos"/>
-          <w:b/>
-          <w:bCs/>
-          <w:sz w:val="24"/>
-          <w:szCs w:val="24"/>
+          <w:rFonts w:ascii="Times New Roman" w:hAnsi="Times New Roman" w:cs="Times New Roman"/>
+          <w:b/>
+          <w:bCs/>
+          <w:sz w:val="28"/>
+          <w:szCs w:val="28"/>
         </w:rPr>
         <w:t xml:space="preserve">Toshiba India </w:t>
       </w:r>
       <w:proofErr w:type="spellStart"/>
       <w:r>
         <w:rPr>
-          <w:rFonts w:ascii="Aptos" w:hAnsi="Aptos"/>
-          <w:b/>
-          <w:bCs/>
-          <w:sz w:val="24"/>
-          <w:szCs w:val="24"/>
+          <w:rFonts w:ascii="Times New Roman" w:hAnsi="Times New Roman" w:cs="Times New Roman"/>
+          <w:b/>
+          <w:bCs/>
+          <w:sz w:val="28"/>
+          <w:szCs w:val="28"/>
         </w:rPr>
         <w:t>Pvt.</w:t>
       </w:r>
       <w:proofErr w:type="spellEnd"/>
       <w:r>
         <w:rPr>
-          <w:rFonts w:ascii="Aptos" w:hAnsi="Aptos"/>
-          <w:b/>
-          <w:bCs/>
-          <w:sz w:val="24"/>
-          <w:szCs w:val="24"/>
+          <w:rFonts w:ascii="Times New Roman" w:hAnsi="Times New Roman" w:cs="Times New Roman"/>
+          <w:b/>
+          <w:bCs/>
+          <w:sz w:val="28"/>
+          <w:szCs w:val="28"/>
         </w:rPr>
         <w:t xml:space="preserve"> Ltd.</w:t>
       </w:r>
       <w:r>
         <w:rPr>
-          <w:rFonts w:ascii="Aptos" w:hAnsi="Aptos"/>
-          <w:sz w:val="24"/>
-          <w:szCs w:val="24"/>
+          <w:rFonts w:ascii="Times New Roman" w:hAnsi="Times New Roman" w:cs="Times New Roman"/>
+          <w:sz w:val="28"/>
+          <w:szCs w:val="28"/>
         </w:rPr>
         <w:t xml:space="preserve"> for providing a </w:t>
       </w:r>
       <w:r>
         <w:rPr>
-          <w:rFonts w:ascii="Aptos" w:hAnsi="Aptos"/>
-          <w:b/>
-          <w:bCs/>
-          <w:sz w:val="24"/>
-          <w:szCs w:val="24"/>
+          <w:rFonts w:ascii="Times New Roman" w:hAnsi="Times New Roman" w:cs="Times New Roman"/>
+          <w:b/>
+          <w:bCs/>
+          <w:sz w:val="28"/>
+          <w:szCs w:val="28"/>
         </w:rPr>
         <w:t xml:space="preserve">defective Toshiba </w:t>
       </w:r>
       <w:r>
         <w:rPr>
-          <w:rFonts w:ascii="Aptos" w:hAnsi="Aptos"/>
-          <w:b/>
-          <w:bCs/>
-          <w:sz w:val="24"/>
-          <w:szCs w:val="24"/>
+          <w:rFonts w:ascii="Times New Roman" w:hAnsi="Times New Roman" w:cs="Times New Roman"/>
+          <w:b/>
+          <w:bCs/>
+          <w:sz w:val="28"/>
+          <w:szCs w:val="28"/>
         </w:rPr>
         <w:t>65</w:t>
       </w:r>
       <w:r>
         <w:rPr>
-          <w:rFonts w:ascii="Aptos" w:hAnsi="Aptos"/>
-          <w:b/>
-          <w:bCs/>
-          <w:sz w:val="24"/>
-          <w:szCs w:val="24"/>
+          <w:rFonts w:ascii="Times New Roman" w:hAnsi="Times New Roman" w:cs="Times New Roman"/>
+          <w:b/>
+          <w:bCs/>
+          <w:sz w:val="28"/>
+          <w:szCs w:val="28"/>
         </w:rPr>
         <w:t>M</w:t>
       </w:r>
       <w:r>
         <w:rPr>
-          <w:rFonts w:ascii="Aptos" w:hAnsi="Aptos"/>
-          <w:b/>
-          <w:bCs/>
-          <w:sz w:val="24"/>
-          <w:szCs w:val="24"/>
+          <w:rFonts w:ascii="Times New Roman" w:hAnsi="Times New Roman" w:cs="Times New Roman"/>
+          <w:b/>
+          <w:bCs/>
+          <w:sz w:val="28"/>
+          <w:szCs w:val="28"/>
         </w:rPr>
         <w:t>5</w:t>
       </w:r>
       <w:r>
         <w:rPr>
-          <w:rFonts w:ascii="Aptos" w:hAnsi="Aptos"/>
-          <w:b/>
-          <w:bCs/>
-          <w:sz w:val="24"/>
-          <w:szCs w:val="24"/>
+          <w:rFonts w:ascii="Times New Roman" w:hAnsi="Times New Roman" w:cs="Times New Roman"/>
+          <w:b/>
+          <w:bCs/>
+          <w:sz w:val="28"/>
+          <w:szCs w:val="28"/>
         </w:rPr>
         <w:t>50MP 4K Smart LED TV</w:t>
       </w:r>
       <w:r>
         <w:rPr>
-          <w:rFonts w:ascii="Aptos" w:hAnsi="Aptos"/>
-          <w:sz w:val="24"/>
-          <w:szCs w:val="24"/>
+          <w:rFonts w:ascii="Times New Roman" w:hAnsi="Times New Roman" w:cs="Times New Roman"/>
+          <w:sz w:val="28"/>
+          <w:szCs w:val="28"/>
         </w:rPr>
         <w:t xml:space="preserve"> and subsequently displaying </w:t>
       </w:r>
       <w:r>
         <w:rPr>
-          <w:rFonts w:ascii="Aptos" w:hAnsi="Aptos"/>
-          <w:b/>
-          <w:bCs/>
-          <w:sz w:val="24"/>
-          <w:szCs w:val="24"/>
+          <w:rFonts w:ascii="Times New Roman" w:hAnsi="Times New Roman" w:cs="Times New Roman"/>
+          <w:b/>
+          <w:bCs/>
+          <w:sz w:val="28"/>
+          <w:szCs w:val="28"/>
         </w:rPr>
         <w:t>gross deficiency in service</w:t>
       </w:r>
       <w:r>
         <w:rPr>
-          <w:rFonts w:ascii="Aptos" w:hAnsi="Aptos"/>
-          <w:sz w:val="24"/>
-          <w:szCs w:val="24"/>
+          <w:rFonts w:ascii="Times New Roman" w:hAnsi="Times New Roman" w:cs="Times New Roman"/>
+          <w:sz w:val="28"/>
+          <w:szCs w:val="28"/>
         </w:rPr>
         <w:t xml:space="preserve">, </w:t>
       </w:r>
       <w:r>
         <w:rPr>
-          <w:rFonts w:ascii="Aptos" w:hAnsi="Aptos"/>
-          <w:b/>
-          <w:bCs/>
-          <w:sz w:val="24"/>
-          <w:szCs w:val="24"/>
+          <w:rFonts w:ascii="Times New Roman" w:hAnsi="Times New Roman" w:cs="Times New Roman"/>
+          <w:b/>
+          <w:bCs/>
+          <w:sz w:val="28"/>
+          <w:szCs w:val="28"/>
         </w:rPr>
         <w:t>unfair trade practices</w:t>
       </w:r>
       <w:r>
         <w:rPr>
-          <w:rFonts w:ascii="Aptos" w:hAnsi="Aptos"/>
-          <w:sz w:val="24"/>
-          <w:szCs w:val="24"/>
+          <w:rFonts w:ascii="Times New Roman" w:hAnsi="Times New Roman" w:cs="Times New Roman"/>
+          <w:sz w:val="28"/>
+          <w:szCs w:val="28"/>
         </w:rPr>
         <w:t xml:space="preserve">, and </w:t>
       </w:r>
       <w:r>
         <w:rPr>
-          <w:rFonts w:ascii="Aptos" w:hAnsi="Aptos"/>
-          <w:b/>
-          <w:bCs/>
-          <w:sz w:val="24"/>
-          <w:szCs w:val="24"/>
+          <w:rFonts w:ascii="Times New Roman" w:hAnsi="Times New Roman" w:cs="Times New Roman"/>
+          <w:b/>
+          <w:bCs/>
+          <w:sz w:val="28"/>
+          <w:szCs w:val="28"/>
         </w:rPr>
         <w:t>wilful negligence</w:t>
       </w:r>
       <w:r>
         <w:rPr>
-          <w:rFonts w:ascii="Aptos" w:hAnsi="Aptos"/>
-          <w:sz w:val="24"/>
-          <w:szCs w:val="24"/>
+          <w:rFonts w:ascii="Times New Roman" w:hAnsi="Times New Roman" w:cs="Times New Roman"/>
+          <w:sz w:val="28"/>
+          <w:szCs w:val="28"/>
         </w:rPr>
         <w:t xml:space="preserve"> in honouring the warranty.</w:t>
       </w:r>
@@ -573,20 +573,20 @@
     <w:p>
       <w:pPr>
         <w:rPr>
-          <w:rFonts w:ascii="Aptos" w:hAnsi="Aptos"/>
-          <w:b/>
-          <w:bCs/>
-          <w:sz w:val="24"/>
-          <w:szCs w:val="24"/>
-        </w:rPr>
-      </w:pPr>
-      <w:r>
-        <w:rPr>
-          <w:rFonts w:ascii="Aptos" w:hAnsi="Aptos"/>
-          <w:b/>
-          <w:bCs/>
-          <w:sz w:val="24"/>
-          <w:szCs w:val="24"/>
+          <w:rFonts w:ascii="Times New Roman" w:hAnsi="Times New Roman" w:cs="Times New Roman"/>
+          <w:b/>
+          <w:bCs/>
+          <w:sz w:val="28"/>
+          <w:szCs w:val="28"/>
+        </w:rPr>
+      </w:pPr>
+      <w:r>
+        <w:rPr>
+          <w:rFonts w:ascii="Times New Roman" w:hAnsi="Times New Roman" w:cs="Times New Roman"/>
+          <w:b/>
+          <w:bCs/>
+          <w:sz w:val="28"/>
+          <w:szCs w:val="28"/>
         </w:rPr>
         <w:t>Below is the detailed timeline of events:</w:t>
       </w:r>
@@ -594,26 +594,26 @@
     <w:p>
       <w:pPr>
         <w:rPr>
-          <w:rFonts w:ascii="Aptos" w:hAnsi="Aptos"/>
-          <w:sz w:val="24"/>
-          <w:szCs w:val="24"/>
-        </w:rPr>
-      </w:pPr>
-      <w:r>
-        <w:rPr>
-          <w:rFonts w:ascii="Aptos" w:hAnsi="Aptos"/>
+          <w:rFonts w:ascii="Times New Roman" w:hAnsi="Times New Roman" w:cs="Times New Roman"/>
+          <w:sz w:val="28"/>
+          <w:szCs w:val="28"/>
+        </w:rPr>
+      </w:pPr>
+      <w:r>
+        <w:rPr>
+          <w:rFonts w:ascii="Times New Roman" w:hAnsi="Times New Roman" w:cs="Times New Roman"/>
           <w:noProof/>
-          <w:sz w:val="24"/>
-          <w:szCs w:val="24"/>
+          <w:sz w:val="28"/>
+          <w:szCs w:val="28"/>
         </w:rPr>
         <w:drawing>
-          <wp:anchor distT="0" distB="0" distL="114300" distR="114300" simplePos="0" relativeHeight="251661312" behindDoc="0" locked="0" layoutInCell="1" allowOverlap="1" wp14:anchorId="25801007" wp14:editId="5A3B5DC6">
+          <wp:anchor distT="0" distB="0" distL="114300" distR="114300" simplePos="0" relativeHeight="251655168" behindDoc="0" locked="0" layoutInCell="1" allowOverlap="1" wp14:anchorId="25801007" wp14:editId="4D80D106">
             <wp:simplePos x="0" y="0"/>
             <wp:positionH relativeFrom="column">
-              <wp:posOffset>-1447800</wp:posOffset>
+              <wp:posOffset>3369860</wp:posOffset>
             </wp:positionH>
             <wp:positionV relativeFrom="paragraph">
-              <wp:posOffset>2872105</wp:posOffset>
+              <wp:posOffset>2694684</wp:posOffset>
             </wp:positionV>
             <wp:extent cx="981075" cy="704850"/>
             <wp:effectExtent l="0" t="0" r="9525" b="0"/>
@@ -660,14 +660,20 @@
                 </pic:pic>
               </a:graphicData>
             </a:graphic>
+            <wp14:sizeRelH relativeFrom="margin">
+              <wp14:pctWidth>0</wp14:pctWidth>
+            </wp14:sizeRelH>
+            <wp14:sizeRelV relativeFrom="margin">
+              <wp14:pctHeight>0</wp14:pctHeight>
+            </wp14:sizeRelV>
           </wp:anchor>
         </w:drawing>
       </w:r>
       <w:r>
         <w:rPr>
-          <w:rFonts w:ascii="Aptos" w:hAnsi="Aptos"/>
-          <w:sz w:val="24"/>
-          <w:szCs w:val="24"/>
+          <w:rFonts w:ascii="Times New Roman" w:hAnsi="Times New Roman" w:cs="Times New Roman"/>
+          <w:sz w:val="28"/>
+          <w:szCs w:val="28"/>
         </w:rPr>
         <w:pict w14:anchorId="1993D267">
           <v:rect id="_x0000_i1025" style="width:0;height:1.5pt" o:hralign="center" o:hrstd="t" o:hr="t" fillcolor="#a0a0a0" stroked="f"/>
@@ -695,8 +701,8 @@
         <w:tblLook w:val="04A0" w:firstRow="1" w:lastRow="0" w:firstColumn="1" w:lastColumn="0" w:noHBand="0" w:noVBand="1"/>
       </w:tblPr>
       <w:tblGrid>
-        <w:gridCol w:w="1407"/>
-        <w:gridCol w:w="6073"/>
+        <w:gridCol w:w="1590"/>
+        <w:gridCol w:w="6831"/>
       </w:tblGrid>
       <w:tr>
         <w:trPr>
@@ -712,20 +718,20 @@
           <w:p>
             <w:pPr>
               <w:rPr>
-                <w:rFonts w:ascii="Aptos" w:hAnsi="Aptos"/>
-                <w:b/>
-                <w:bCs/>
-                <w:sz w:val="24"/>
-                <w:szCs w:val="24"/>
+                <w:rFonts w:ascii="Times New Roman" w:hAnsi="Times New Roman" w:cs="Times New Roman"/>
+                <w:b/>
+                <w:bCs/>
+                <w:sz w:val="28"/>
+                <w:szCs w:val="28"/>
               </w:rPr>
             </w:pPr>
             <w:r>
               <w:rPr>
-                <w:rFonts w:ascii="Aptos" w:hAnsi="Aptos"/>
-                <w:b/>
-                <w:bCs/>
-                <w:sz w:val="24"/>
-                <w:szCs w:val="24"/>
+                <w:rFonts w:ascii="Times New Roman" w:hAnsi="Times New Roman" w:cs="Times New Roman"/>
+                <w:b/>
+                <w:bCs/>
+                <w:sz w:val="28"/>
+                <w:szCs w:val="28"/>
               </w:rPr>
               <w:t>Date</w:t>
             </w:r>
@@ -740,20 +746,20 @@
           <w:p>
             <w:pPr>
               <w:rPr>
-                <w:rFonts w:ascii="Aptos" w:hAnsi="Aptos"/>
-                <w:b/>
-                <w:bCs/>
-                <w:sz w:val="24"/>
-                <w:szCs w:val="24"/>
+                <w:rFonts w:ascii="Times New Roman" w:hAnsi="Times New Roman" w:cs="Times New Roman"/>
+                <w:b/>
+                <w:bCs/>
+                <w:sz w:val="28"/>
+                <w:szCs w:val="28"/>
               </w:rPr>
             </w:pPr>
             <w:r>
               <w:rPr>
-                <w:rFonts w:ascii="Aptos" w:hAnsi="Aptos"/>
-                <w:b/>
-                <w:bCs/>
-                <w:sz w:val="24"/>
-                <w:szCs w:val="24"/>
+                <w:rFonts w:ascii="Times New Roman" w:hAnsi="Times New Roman" w:cs="Times New Roman"/>
+                <w:b/>
+                <w:bCs/>
+                <w:sz w:val="28"/>
+                <w:szCs w:val="28"/>
               </w:rPr>
               <w:t>Event</w:t>
             </w:r>
@@ -773,18 +779,18 @@
           <w:p>
             <w:pPr>
               <w:rPr>
-                <w:rFonts w:ascii="Aptos" w:hAnsi="Aptos"/>
-                <w:sz w:val="24"/>
-                <w:szCs w:val="24"/>
+                <w:rFonts w:ascii="Times New Roman" w:hAnsi="Times New Roman" w:cs="Times New Roman"/>
+                <w:sz w:val="28"/>
+                <w:szCs w:val="28"/>
               </w:rPr>
             </w:pPr>
             <w:r>
               <w:rPr>
-                <w:rFonts w:ascii="Aptos" w:hAnsi="Aptos"/>
-                <w:b/>
-                <w:bCs/>
-                <w:sz w:val="24"/>
-                <w:szCs w:val="24"/>
+                <w:rFonts w:ascii="Times New Roman" w:hAnsi="Times New Roman" w:cs="Times New Roman"/>
+                <w:b/>
+                <w:bCs/>
+                <w:sz w:val="28"/>
+                <w:szCs w:val="28"/>
               </w:rPr>
               <w:t>19 February 2025</w:t>
             </w:r>
@@ -799,92 +805,92 @@
           <w:p>
             <w:pPr>
               <w:rPr>
-                <w:rFonts w:ascii="Aptos" w:hAnsi="Aptos"/>
-                <w:sz w:val="24"/>
-                <w:szCs w:val="24"/>
+                <w:rFonts w:ascii="Times New Roman" w:hAnsi="Times New Roman" w:cs="Times New Roman"/>
+                <w:sz w:val="28"/>
+                <w:szCs w:val="28"/>
               </w:rPr>
             </w:pPr>
             <w:r>
               <w:rPr>
-                <w:rFonts w:ascii="Aptos" w:hAnsi="Aptos"/>
-                <w:sz w:val="24"/>
-                <w:szCs w:val="24"/>
+                <w:rFonts w:ascii="Times New Roman" w:hAnsi="Times New Roman" w:cs="Times New Roman"/>
+                <w:sz w:val="28"/>
+                <w:szCs w:val="28"/>
               </w:rPr>
               <w:t xml:space="preserve">Complainant purchased a new </w:t>
             </w:r>
             <w:r>
               <w:rPr>
-                <w:rFonts w:ascii="Aptos" w:hAnsi="Aptos"/>
-                <w:b/>
-                <w:bCs/>
-                <w:sz w:val="24"/>
-                <w:szCs w:val="24"/>
+                <w:rFonts w:ascii="Times New Roman" w:hAnsi="Times New Roman" w:cs="Times New Roman"/>
+                <w:b/>
+                <w:bCs/>
+                <w:sz w:val="28"/>
+                <w:szCs w:val="28"/>
               </w:rPr>
               <w:t xml:space="preserve">Toshiba </w:t>
             </w:r>
             <w:r>
               <w:rPr>
-                <w:rFonts w:ascii="Aptos" w:hAnsi="Aptos"/>
-                <w:b/>
-                <w:bCs/>
-                <w:sz w:val="24"/>
-                <w:szCs w:val="24"/>
+                <w:rFonts w:ascii="Times New Roman" w:hAnsi="Times New Roman" w:cs="Times New Roman"/>
+                <w:b/>
+                <w:bCs/>
+                <w:sz w:val="28"/>
+                <w:szCs w:val="28"/>
               </w:rPr>
               <w:t>65</w:t>
             </w:r>
             <w:r>
               <w:rPr>
-                <w:rFonts w:ascii="Aptos" w:hAnsi="Aptos"/>
-                <w:b/>
-                <w:bCs/>
-                <w:sz w:val="24"/>
-                <w:szCs w:val="24"/>
+                <w:rFonts w:ascii="Times New Roman" w:hAnsi="Times New Roman" w:cs="Times New Roman"/>
+                <w:b/>
+                <w:bCs/>
+                <w:sz w:val="28"/>
+                <w:szCs w:val="28"/>
               </w:rPr>
               <w:t>M</w:t>
             </w:r>
             <w:r>
               <w:rPr>
-                <w:rFonts w:ascii="Aptos" w:hAnsi="Aptos"/>
-                <w:b/>
-                <w:bCs/>
-                <w:sz w:val="24"/>
-                <w:szCs w:val="24"/>
+                <w:rFonts w:ascii="Times New Roman" w:hAnsi="Times New Roman" w:cs="Times New Roman"/>
+                <w:b/>
+                <w:bCs/>
+                <w:sz w:val="28"/>
+                <w:szCs w:val="28"/>
               </w:rPr>
               <w:t>5</w:t>
             </w:r>
             <w:r>
               <w:rPr>
-                <w:rFonts w:ascii="Aptos" w:hAnsi="Aptos"/>
-                <w:b/>
-                <w:bCs/>
-                <w:sz w:val="24"/>
-                <w:szCs w:val="24"/>
+                <w:rFonts w:ascii="Times New Roman" w:hAnsi="Times New Roman" w:cs="Times New Roman"/>
+                <w:b/>
+                <w:bCs/>
+                <w:sz w:val="28"/>
+                <w:szCs w:val="28"/>
               </w:rPr>
               <w:t>50MP 4K Smart LED TV</w:t>
             </w:r>
             <w:r>
               <w:rPr>
-                <w:rFonts w:ascii="Aptos" w:hAnsi="Aptos"/>
-                <w:sz w:val="24"/>
-                <w:szCs w:val="24"/>
+                <w:rFonts w:ascii="Times New Roman" w:hAnsi="Times New Roman" w:cs="Times New Roman"/>
+                <w:sz w:val="28"/>
+                <w:szCs w:val="28"/>
               </w:rPr>
               <w:t xml:space="preserve"> from </w:t>
             </w:r>
             <w:r>
               <w:rPr>
-                <w:rFonts w:ascii="Aptos" w:hAnsi="Aptos"/>
-                <w:b/>
-                <w:bCs/>
-                <w:sz w:val="24"/>
-                <w:szCs w:val="24"/>
+                <w:rFonts w:ascii="Times New Roman" w:hAnsi="Times New Roman" w:cs="Times New Roman"/>
+                <w:b/>
+                <w:bCs/>
+                <w:sz w:val="28"/>
+                <w:szCs w:val="28"/>
               </w:rPr>
               <w:t>Amazon</w:t>
             </w:r>
             <w:r>
               <w:rPr>
-                <w:rFonts w:ascii="Aptos" w:hAnsi="Aptos"/>
-                <w:sz w:val="24"/>
-                <w:szCs w:val="24"/>
+                <w:rFonts w:ascii="Times New Roman" w:hAnsi="Times New Roman" w:cs="Times New Roman"/>
+                <w:sz w:val="28"/>
+                <w:szCs w:val="28"/>
               </w:rPr>
               <w:t xml:space="preserve"> (Order ID: 403-9686796-6977111).</w:t>
             </w:r>
@@ -904,18 +910,18 @@
           <w:p>
             <w:pPr>
               <w:rPr>
-                <w:rFonts w:ascii="Aptos" w:hAnsi="Aptos"/>
-                <w:sz w:val="24"/>
-                <w:szCs w:val="24"/>
+                <w:rFonts w:ascii="Times New Roman" w:hAnsi="Times New Roman" w:cs="Times New Roman"/>
+                <w:sz w:val="28"/>
+                <w:szCs w:val="28"/>
               </w:rPr>
             </w:pPr>
             <w:r>
               <w:rPr>
-                <w:rFonts w:ascii="Aptos" w:hAnsi="Aptos"/>
-                <w:b/>
-                <w:bCs/>
-                <w:sz w:val="24"/>
-                <w:szCs w:val="24"/>
+                <w:rFonts w:ascii="Times New Roman" w:hAnsi="Times New Roman" w:cs="Times New Roman"/>
+                <w:b/>
+                <w:bCs/>
+                <w:sz w:val="28"/>
+                <w:szCs w:val="28"/>
               </w:rPr>
               <w:t>21 February 2025</w:t>
             </w:r>
@@ -930,34 +936,34 @@
           <w:p>
             <w:pPr>
               <w:rPr>
-                <w:rFonts w:ascii="Aptos" w:hAnsi="Aptos"/>
-                <w:sz w:val="24"/>
-                <w:szCs w:val="24"/>
+                <w:rFonts w:ascii="Times New Roman" w:hAnsi="Times New Roman" w:cs="Times New Roman"/>
+                <w:sz w:val="28"/>
+                <w:szCs w:val="28"/>
               </w:rPr>
             </w:pPr>
             <w:r>
               <w:rPr>
-                <w:rFonts w:ascii="Aptos" w:hAnsi="Aptos"/>
-                <w:sz w:val="24"/>
-                <w:szCs w:val="24"/>
+                <w:rFonts w:ascii="Times New Roman" w:hAnsi="Times New Roman" w:cs="Times New Roman"/>
+                <w:sz w:val="28"/>
+                <w:szCs w:val="28"/>
               </w:rPr>
               <w:t xml:space="preserve">TV was </w:t>
             </w:r>
             <w:r>
               <w:rPr>
-                <w:rFonts w:ascii="Aptos" w:hAnsi="Aptos"/>
-                <w:b/>
-                <w:bCs/>
-                <w:sz w:val="24"/>
-                <w:szCs w:val="24"/>
+                <w:rFonts w:ascii="Times New Roman" w:hAnsi="Times New Roman" w:cs="Times New Roman"/>
+                <w:b/>
+                <w:bCs/>
+                <w:sz w:val="28"/>
+                <w:szCs w:val="28"/>
               </w:rPr>
               <w:t>delivered and installed</w:t>
             </w:r>
             <w:r>
               <w:rPr>
-                <w:rFonts w:ascii="Aptos" w:hAnsi="Aptos"/>
-                <w:sz w:val="24"/>
-                <w:szCs w:val="24"/>
+                <w:rFonts w:ascii="Times New Roman" w:hAnsi="Times New Roman" w:cs="Times New Roman"/>
+                <w:sz w:val="28"/>
+                <w:szCs w:val="28"/>
               </w:rPr>
               <w:t>.</w:t>
             </w:r>
@@ -977,20 +983,31 @@
           <w:p>
             <w:pPr>
               <w:rPr>
-                <w:rFonts w:ascii="Aptos" w:hAnsi="Aptos"/>
-                <w:sz w:val="24"/>
-                <w:szCs w:val="24"/>
+                <w:rFonts w:ascii="Times New Roman" w:hAnsi="Times New Roman" w:cs="Times New Roman"/>
+                <w:sz w:val="28"/>
+                <w:szCs w:val="28"/>
               </w:rPr>
             </w:pPr>
             <w:r>
               <w:rPr>
-                <w:rFonts w:ascii="Aptos" w:hAnsi="Aptos"/>
-                <w:b/>
-                <w:bCs/>
-                <w:sz w:val="24"/>
-                <w:szCs w:val="24"/>
-              </w:rPr>
-              <w:t>On/around 6 March</w:t>
+                <w:rFonts w:ascii="Times New Roman" w:hAnsi="Times New Roman" w:cs="Times New Roman"/>
+                <w:b/>
+                <w:bCs/>
+                <w:sz w:val="28"/>
+                <w:szCs w:val="28"/>
+              </w:rPr>
+              <w:t xml:space="preserve">On/around </w:t>
+            </w:r>
+            <w:r>
+              <w:rPr>
+                <w:rFonts w:ascii="Times New Roman" w:hAnsi="Times New Roman" w:cs="Times New Roman"/>
+                <w:b/>
+                <w:bCs/>
+                <w:sz w:val="28"/>
+                <w:szCs w:val="28"/>
+              </w:rPr>
+              <w:lastRenderedPageBreak/>
+              <w:t>6 March</w:t>
             </w:r>
           </w:p>
         </w:tc>
@@ -1003,70 +1020,72 @@
           <w:p>
             <w:pPr>
               <w:rPr>
-                <w:rFonts w:ascii="Aptos" w:hAnsi="Aptos"/>
-                <w:sz w:val="24"/>
-                <w:szCs w:val="24"/>
+                <w:rFonts w:ascii="Times New Roman" w:hAnsi="Times New Roman" w:cs="Times New Roman"/>
+                <w:sz w:val="28"/>
+                <w:szCs w:val="28"/>
               </w:rPr>
             </w:pPr>
             <w:r>
               <w:rPr>
-                <w:rFonts w:ascii="Aptos" w:hAnsi="Aptos"/>
-                <w:sz w:val="24"/>
-                <w:szCs w:val="24"/>
-              </w:rPr>
+                <w:rFonts w:ascii="Times New Roman" w:hAnsi="Times New Roman" w:cs="Times New Roman"/>
+                <w:sz w:val="28"/>
+                <w:szCs w:val="28"/>
+              </w:rPr>
+              <w:lastRenderedPageBreak/>
               <w:t xml:space="preserve">Serious </w:t>
             </w:r>
             <w:r>
               <w:rPr>
-                <w:rFonts w:ascii="Aptos" w:hAnsi="Aptos"/>
-                <w:b/>
-                <w:bCs/>
-                <w:sz w:val="24"/>
-                <w:szCs w:val="24"/>
+                <w:rFonts w:ascii="Times New Roman" w:hAnsi="Times New Roman" w:cs="Times New Roman"/>
+                <w:b/>
+                <w:bCs/>
+                <w:sz w:val="28"/>
+                <w:szCs w:val="28"/>
               </w:rPr>
               <w:t>display issues</w:t>
             </w:r>
             <w:r>
               <w:rPr>
-                <w:rFonts w:ascii="Aptos" w:hAnsi="Aptos"/>
-                <w:sz w:val="24"/>
-                <w:szCs w:val="24"/>
+                <w:rFonts w:ascii="Times New Roman" w:hAnsi="Times New Roman" w:cs="Times New Roman"/>
+                <w:sz w:val="28"/>
+                <w:szCs w:val="28"/>
               </w:rPr>
               <w:t xml:space="preserve"> appeared — </w:t>
             </w:r>
             <w:r>
               <w:rPr>
-                <w:rFonts w:ascii="Aptos" w:hAnsi="Aptos"/>
-                <w:b/>
-                <w:bCs/>
-                <w:sz w:val="24"/>
-                <w:szCs w:val="24"/>
+                <w:rFonts w:ascii="Times New Roman" w:hAnsi="Times New Roman" w:cs="Times New Roman"/>
+                <w:b/>
+                <w:bCs/>
+                <w:sz w:val="28"/>
+                <w:szCs w:val="28"/>
               </w:rPr>
               <w:t>flickering screen</w:t>
             </w:r>
             <w:r>
               <w:rPr>
-                <w:rFonts w:ascii="Aptos" w:hAnsi="Aptos"/>
-                <w:sz w:val="24"/>
-                <w:szCs w:val="24"/>
+                <w:rFonts w:ascii="Times New Roman" w:hAnsi="Times New Roman" w:cs="Times New Roman"/>
+                <w:sz w:val="28"/>
+                <w:szCs w:val="28"/>
               </w:rPr>
               <w:t xml:space="preserve"> and </w:t>
             </w:r>
             <w:r>
               <w:rPr>
-                <w:rFonts w:ascii="Aptos" w:hAnsi="Aptos"/>
-                <w:b/>
-                <w:bCs/>
-                <w:sz w:val="24"/>
-                <w:szCs w:val="24"/>
-              </w:rPr>
+                <w:rFonts w:ascii="Times New Roman" w:hAnsi="Times New Roman" w:cs="Times New Roman"/>
+                <w:b/>
+                <w:bCs/>
+                <w:sz w:val="28"/>
+                <w:szCs w:val="28"/>
+              </w:rPr>
+              <w:lastRenderedPageBreak/>
               <w:t>blank display</w:t>
             </w:r>
             <w:r>
               <w:rPr>
-                <w:rFonts w:ascii="Aptos" w:hAnsi="Aptos"/>
-                <w:sz w:val="24"/>
-                <w:szCs w:val="24"/>
+                <w:rFonts w:ascii="Times New Roman" w:hAnsi="Times New Roman" w:cs="Times New Roman"/>
+                <w:sz w:val="28"/>
+                <w:szCs w:val="28"/>
               </w:rPr>
               <w:t>.</w:t>
             </w:r>
@@ -1086,19 +1105,20 @@
           <w:p>
             <w:pPr>
               <w:rPr>
-                <w:rFonts w:ascii="Aptos" w:hAnsi="Aptos"/>
-                <w:sz w:val="24"/>
-                <w:szCs w:val="24"/>
+                <w:rFonts w:ascii="Times New Roman" w:hAnsi="Times New Roman" w:cs="Times New Roman"/>
+                <w:sz w:val="28"/>
+                <w:szCs w:val="28"/>
               </w:rPr>
             </w:pPr>
             <w:r>
               <w:rPr>
-                <w:rFonts w:ascii="Aptos" w:hAnsi="Aptos"/>
-                <w:b/>
-                <w:bCs/>
-                <w:sz w:val="24"/>
-                <w:szCs w:val="24"/>
-              </w:rPr>
+                <w:rFonts w:ascii="Times New Roman" w:hAnsi="Times New Roman" w:cs="Times New Roman"/>
+                <w:b/>
+                <w:bCs/>
+                <w:sz w:val="28"/>
+                <w:szCs w:val="28"/>
+              </w:rPr>
+              <w:lastRenderedPageBreak/>
               <w:t>10 March 2025</w:t>
             </w:r>
           </w:p>
@@ -1112,61 +1132,52 @@
           <w:p>
             <w:pPr>
               <w:rPr>
-                <w:rFonts w:ascii="Aptos" w:hAnsi="Aptos"/>
-                <w:sz w:val="24"/>
-                <w:szCs w:val="24"/>
+                <w:rFonts w:ascii="Times New Roman" w:hAnsi="Times New Roman" w:cs="Times New Roman"/>
+                <w:sz w:val="28"/>
+                <w:szCs w:val="28"/>
               </w:rPr>
             </w:pPr>
             <w:r>
               <w:rPr>
-                <w:rFonts w:ascii="Aptos" w:hAnsi="Aptos"/>
-                <w:sz w:val="24"/>
-                <w:szCs w:val="24"/>
+                <w:rFonts w:ascii="Times New Roman" w:hAnsi="Times New Roman" w:cs="Times New Roman"/>
+                <w:sz w:val="28"/>
+                <w:szCs w:val="28"/>
               </w:rPr>
               <w:t xml:space="preserve">Complaint lodged with Toshiba Customer Support; Complaint ID </w:t>
             </w:r>
             <w:r>
               <w:rPr>
-                <w:rFonts w:ascii="Aptos" w:hAnsi="Aptos"/>
-                <w:b/>
-                <w:bCs/>
-                <w:sz w:val="24"/>
-                <w:szCs w:val="24"/>
+                <w:rFonts w:ascii="Times New Roman" w:hAnsi="Times New Roman" w:cs="Times New Roman"/>
+                <w:b/>
+                <w:bCs/>
+                <w:sz w:val="28"/>
+                <w:szCs w:val="28"/>
               </w:rPr>
               <w:t>214554880</w:t>
             </w:r>
             <w:r>
               <w:rPr>
-                <w:rFonts w:ascii="Aptos" w:hAnsi="Aptos"/>
-                <w:sz w:val="24"/>
-                <w:szCs w:val="24"/>
-              </w:rPr>
-              <w:t xml:space="preserve"> registered. Assurance given for </w:t>
-            </w:r>
-            <w:r>
-              <w:rPr>
-                <w:rFonts w:ascii="Aptos" w:hAnsi="Aptos"/>
-                <w:sz w:val="24"/>
-                <w:szCs w:val="24"/>
-              </w:rPr>
-              <w:lastRenderedPageBreak/>
-              <w:t xml:space="preserve">resolution within </w:t>
-            </w:r>
-            <w:r>
-              <w:rPr>
-                <w:rFonts w:ascii="Aptos" w:hAnsi="Aptos"/>
-                <w:b/>
-                <w:bCs/>
-                <w:sz w:val="24"/>
-                <w:szCs w:val="24"/>
+                <w:rFonts w:ascii="Times New Roman" w:hAnsi="Times New Roman" w:cs="Times New Roman"/>
+                <w:sz w:val="28"/>
+                <w:szCs w:val="28"/>
+              </w:rPr>
+              <w:t xml:space="preserve"> registered. Assurance given for resolution within </w:t>
+            </w:r>
+            <w:r>
+              <w:rPr>
+                <w:rFonts w:ascii="Times New Roman" w:hAnsi="Times New Roman" w:cs="Times New Roman"/>
+                <w:b/>
+                <w:bCs/>
+                <w:sz w:val="28"/>
+                <w:szCs w:val="28"/>
               </w:rPr>
               <w:t>48 hours</w:t>
             </w:r>
             <w:r>
               <w:rPr>
-                <w:rFonts w:ascii="Aptos" w:hAnsi="Aptos"/>
-                <w:sz w:val="24"/>
-                <w:szCs w:val="24"/>
+                <w:rFonts w:ascii="Times New Roman" w:hAnsi="Times New Roman" w:cs="Times New Roman"/>
+                <w:sz w:val="28"/>
+                <w:szCs w:val="28"/>
               </w:rPr>
               <w:t>.</w:t>
             </w:r>
@@ -1186,20 +1197,19 @@
           <w:p>
             <w:pPr>
               <w:rPr>
-                <w:rFonts w:ascii="Aptos" w:hAnsi="Aptos"/>
-                <w:sz w:val="24"/>
-                <w:szCs w:val="24"/>
+                <w:rFonts w:ascii="Times New Roman" w:hAnsi="Times New Roman" w:cs="Times New Roman"/>
+                <w:sz w:val="28"/>
+                <w:szCs w:val="28"/>
               </w:rPr>
             </w:pPr>
             <w:r>
               <w:rPr>
-                <w:rFonts w:ascii="Aptos" w:hAnsi="Aptos"/>
-                <w:b/>
-                <w:bCs/>
-                <w:sz w:val="24"/>
-                <w:szCs w:val="24"/>
-              </w:rPr>
-              <w:lastRenderedPageBreak/>
+                <w:rFonts w:ascii="Times New Roman" w:hAnsi="Times New Roman" w:cs="Times New Roman"/>
+                <w:b/>
+                <w:bCs/>
+                <w:sz w:val="28"/>
+                <w:szCs w:val="28"/>
+              </w:rPr>
               <w:t>12 March 2025</w:t>
             </w:r>
           </w:p>
@@ -1213,34 +1223,34 @@
           <w:p>
             <w:pPr>
               <w:rPr>
-                <w:rFonts w:ascii="Aptos" w:hAnsi="Aptos"/>
-                <w:sz w:val="24"/>
-                <w:szCs w:val="24"/>
+                <w:rFonts w:ascii="Times New Roman" w:hAnsi="Times New Roman" w:cs="Times New Roman"/>
+                <w:sz w:val="28"/>
+                <w:szCs w:val="28"/>
               </w:rPr>
             </w:pPr>
             <w:r>
               <w:rPr>
-                <w:rFonts w:ascii="Aptos" w:hAnsi="Aptos"/>
-                <w:sz w:val="24"/>
-                <w:szCs w:val="24"/>
+                <w:rFonts w:ascii="Times New Roman" w:hAnsi="Times New Roman" w:cs="Times New Roman"/>
+                <w:sz w:val="28"/>
+                <w:szCs w:val="28"/>
               </w:rPr>
               <w:t xml:space="preserve">First </w:t>
             </w:r>
             <w:r>
               <w:rPr>
-                <w:rFonts w:ascii="Aptos" w:hAnsi="Aptos"/>
-                <w:b/>
-                <w:bCs/>
-                <w:sz w:val="24"/>
-                <w:szCs w:val="24"/>
+                <w:rFonts w:ascii="Times New Roman" w:hAnsi="Times New Roman" w:cs="Times New Roman"/>
+                <w:b/>
+                <w:bCs/>
+                <w:sz w:val="28"/>
+                <w:szCs w:val="28"/>
               </w:rPr>
               <w:t>follow-up email</w:t>
             </w:r>
             <w:r>
               <w:rPr>
-                <w:rFonts w:ascii="Aptos" w:hAnsi="Aptos"/>
-                <w:sz w:val="24"/>
-                <w:szCs w:val="24"/>
+                <w:rFonts w:ascii="Times New Roman" w:hAnsi="Times New Roman" w:cs="Times New Roman"/>
+                <w:sz w:val="28"/>
+                <w:szCs w:val="28"/>
               </w:rPr>
               <w:t xml:space="preserve"> sent due to inaction; technician visit still pending.</w:t>
             </w:r>
@@ -1260,18 +1270,18 @@
           <w:p>
             <w:pPr>
               <w:rPr>
-                <w:rFonts w:ascii="Aptos" w:hAnsi="Aptos"/>
-                <w:sz w:val="24"/>
-                <w:szCs w:val="24"/>
+                <w:rFonts w:ascii="Times New Roman" w:hAnsi="Times New Roman" w:cs="Times New Roman"/>
+                <w:sz w:val="28"/>
+                <w:szCs w:val="28"/>
               </w:rPr>
             </w:pPr>
             <w:r>
               <w:rPr>
-                <w:rFonts w:ascii="Aptos" w:hAnsi="Aptos"/>
-                <w:b/>
-                <w:bCs/>
-                <w:sz w:val="24"/>
-                <w:szCs w:val="24"/>
+                <w:rFonts w:ascii="Times New Roman" w:hAnsi="Times New Roman" w:cs="Times New Roman"/>
+                <w:b/>
+                <w:bCs/>
+                <w:sz w:val="28"/>
+                <w:szCs w:val="28"/>
               </w:rPr>
               <w:t>Mid-March 2025</w:t>
             </w:r>
@@ -1286,34 +1296,34 @@
           <w:p>
             <w:pPr>
               <w:rPr>
-                <w:rFonts w:ascii="Aptos" w:hAnsi="Aptos"/>
-                <w:sz w:val="24"/>
-                <w:szCs w:val="24"/>
+                <w:rFonts w:ascii="Times New Roman" w:hAnsi="Times New Roman" w:cs="Times New Roman"/>
+                <w:sz w:val="28"/>
+                <w:szCs w:val="28"/>
               </w:rPr>
             </w:pPr>
             <w:r>
               <w:rPr>
-                <w:rFonts w:ascii="Aptos" w:hAnsi="Aptos"/>
-                <w:sz w:val="24"/>
-                <w:szCs w:val="24"/>
+                <w:rFonts w:ascii="Times New Roman" w:hAnsi="Times New Roman" w:cs="Times New Roman"/>
+                <w:sz w:val="28"/>
+                <w:szCs w:val="28"/>
               </w:rPr>
               <w:t xml:space="preserve">Technician visited after multiple follow-ups, acknowledged display defect, took video, and said a </w:t>
             </w:r>
             <w:r>
               <w:rPr>
-                <w:rFonts w:ascii="Aptos" w:hAnsi="Aptos"/>
-                <w:b/>
-                <w:bCs/>
-                <w:sz w:val="24"/>
-                <w:szCs w:val="24"/>
+                <w:rFonts w:ascii="Times New Roman" w:hAnsi="Times New Roman" w:cs="Times New Roman"/>
+                <w:b/>
+                <w:bCs/>
+                <w:sz w:val="28"/>
+                <w:szCs w:val="28"/>
               </w:rPr>
               <w:t>replacement request</w:t>
             </w:r>
             <w:r>
               <w:rPr>
-                <w:rFonts w:ascii="Aptos" w:hAnsi="Aptos"/>
-                <w:sz w:val="24"/>
-                <w:szCs w:val="24"/>
+                <w:rFonts w:ascii="Times New Roman" w:hAnsi="Times New Roman" w:cs="Times New Roman"/>
+                <w:sz w:val="28"/>
+                <w:szCs w:val="28"/>
               </w:rPr>
               <w:t xml:space="preserve"> would be raised.</w:t>
             </w:r>
@@ -1333,18 +1343,18 @@
           <w:p>
             <w:pPr>
               <w:rPr>
-                <w:rFonts w:ascii="Aptos" w:hAnsi="Aptos"/>
-                <w:sz w:val="24"/>
-                <w:szCs w:val="24"/>
+                <w:rFonts w:ascii="Times New Roman" w:hAnsi="Times New Roman" w:cs="Times New Roman"/>
+                <w:sz w:val="28"/>
+                <w:szCs w:val="28"/>
               </w:rPr>
             </w:pPr>
             <w:r>
               <w:rPr>
-                <w:rFonts w:ascii="Aptos" w:hAnsi="Aptos"/>
-                <w:b/>
-                <w:bCs/>
-                <w:sz w:val="24"/>
-                <w:szCs w:val="24"/>
+                <w:rFonts w:ascii="Times New Roman" w:hAnsi="Times New Roman" w:cs="Times New Roman"/>
+                <w:b/>
+                <w:bCs/>
+                <w:sz w:val="28"/>
+                <w:szCs w:val="28"/>
               </w:rPr>
               <w:t>Mid–Late March</w:t>
             </w:r>
@@ -1359,52 +1369,52 @@
           <w:p>
             <w:pPr>
               <w:rPr>
-                <w:rFonts w:ascii="Aptos" w:hAnsi="Aptos"/>
-                <w:sz w:val="24"/>
-                <w:szCs w:val="24"/>
+                <w:rFonts w:ascii="Times New Roman" w:hAnsi="Times New Roman" w:cs="Times New Roman"/>
+                <w:sz w:val="28"/>
+                <w:szCs w:val="28"/>
               </w:rPr>
             </w:pPr>
             <w:r>
               <w:rPr>
-                <w:rFonts w:ascii="Aptos" w:hAnsi="Aptos"/>
-                <w:sz w:val="24"/>
-                <w:szCs w:val="24"/>
+                <w:rFonts w:ascii="Times New Roman" w:hAnsi="Times New Roman" w:cs="Times New Roman"/>
+                <w:sz w:val="28"/>
+                <w:szCs w:val="28"/>
               </w:rPr>
               <w:t xml:space="preserve">Despite further follow-ups, Toshiba continued to respond with </w:t>
             </w:r>
             <w:r>
               <w:rPr>
-                <w:rFonts w:ascii="Aptos" w:hAnsi="Aptos"/>
-                <w:b/>
-                <w:bCs/>
-                <w:sz w:val="24"/>
-                <w:szCs w:val="24"/>
+                <w:rFonts w:ascii="Times New Roman" w:hAnsi="Times New Roman" w:cs="Times New Roman"/>
+                <w:b/>
+                <w:bCs/>
+                <w:sz w:val="28"/>
+                <w:szCs w:val="28"/>
               </w:rPr>
               <w:t>standard 48-hour resolution promises</w:t>
             </w:r>
             <w:r>
               <w:rPr>
-                <w:rFonts w:ascii="Aptos" w:hAnsi="Aptos"/>
-                <w:sz w:val="24"/>
-                <w:szCs w:val="24"/>
+                <w:rFonts w:ascii="Times New Roman" w:hAnsi="Times New Roman" w:cs="Times New Roman"/>
+                <w:sz w:val="28"/>
+                <w:szCs w:val="28"/>
               </w:rPr>
               <w:t xml:space="preserve"> with </w:t>
             </w:r>
             <w:r>
               <w:rPr>
-                <w:rFonts w:ascii="Aptos" w:hAnsi="Aptos"/>
-                <w:b/>
-                <w:bCs/>
-                <w:sz w:val="24"/>
-                <w:szCs w:val="24"/>
+                <w:rFonts w:ascii="Times New Roman" w:hAnsi="Times New Roman" w:cs="Times New Roman"/>
+                <w:b/>
+                <w:bCs/>
+                <w:sz w:val="28"/>
+                <w:szCs w:val="28"/>
               </w:rPr>
               <w:t>no action taken</w:t>
             </w:r>
             <w:r>
               <w:rPr>
-                <w:rFonts w:ascii="Aptos" w:hAnsi="Aptos"/>
-                <w:sz w:val="24"/>
-                <w:szCs w:val="24"/>
+                <w:rFonts w:ascii="Times New Roman" w:hAnsi="Times New Roman" w:cs="Times New Roman"/>
+                <w:sz w:val="28"/>
+                <w:szCs w:val="28"/>
               </w:rPr>
               <w:t>.</w:t>
             </w:r>
@@ -1424,18 +1434,18 @@
           <w:p>
             <w:pPr>
               <w:rPr>
-                <w:rFonts w:ascii="Aptos" w:hAnsi="Aptos"/>
-                <w:sz w:val="24"/>
-                <w:szCs w:val="24"/>
+                <w:rFonts w:ascii="Times New Roman" w:hAnsi="Times New Roman" w:cs="Times New Roman"/>
+                <w:sz w:val="28"/>
+                <w:szCs w:val="28"/>
               </w:rPr>
             </w:pPr>
             <w:r>
               <w:rPr>
-                <w:rFonts w:ascii="Aptos" w:hAnsi="Aptos"/>
-                <w:b/>
-                <w:bCs/>
-                <w:sz w:val="24"/>
-                <w:szCs w:val="24"/>
+                <w:rFonts w:ascii="Times New Roman" w:hAnsi="Times New Roman" w:cs="Times New Roman"/>
+                <w:b/>
+                <w:bCs/>
+                <w:sz w:val="28"/>
+                <w:szCs w:val="28"/>
               </w:rPr>
               <w:t>Late March 2025</w:t>
             </w:r>
@@ -1450,26 +1460,26 @@
           <w:p>
             <w:pPr>
               <w:rPr>
-                <w:rFonts w:ascii="Aptos" w:hAnsi="Aptos"/>
-                <w:sz w:val="24"/>
-                <w:szCs w:val="24"/>
+                <w:rFonts w:ascii="Times New Roman" w:hAnsi="Times New Roman" w:cs="Times New Roman"/>
+                <w:sz w:val="28"/>
+                <w:szCs w:val="28"/>
               </w:rPr>
             </w:pPr>
             <w:r>
               <w:rPr>
-                <w:rFonts w:ascii="Aptos" w:hAnsi="Aptos"/>
-                <w:b/>
-                <w:bCs/>
-                <w:sz w:val="24"/>
-                <w:szCs w:val="24"/>
+                <w:rFonts w:ascii="Times New Roman" w:hAnsi="Times New Roman" w:cs="Times New Roman"/>
+                <w:b/>
+                <w:bCs/>
+                <w:sz w:val="28"/>
+                <w:szCs w:val="28"/>
               </w:rPr>
               <w:t>Customer support line became unresponsive</w:t>
             </w:r>
             <w:r>
               <w:rPr>
-                <w:rFonts w:ascii="Aptos" w:hAnsi="Aptos"/>
-                <w:sz w:val="24"/>
-                <w:szCs w:val="24"/>
+                <w:rFonts w:ascii="Times New Roman" w:hAnsi="Times New Roman" w:cs="Times New Roman"/>
+                <w:sz w:val="28"/>
+                <w:szCs w:val="28"/>
               </w:rPr>
               <w:t>, with recorded messages indicating non-availability.</w:t>
             </w:r>
@@ -1489,18 +1499,18 @@
           <w:p>
             <w:pPr>
               <w:rPr>
-                <w:rFonts w:ascii="Aptos" w:hAnsi="Aptos"/>
-                <w:sz w:val="24"/>
-                <w:szCs w:val="24"/>
+                <w:rFonts w:ascii="Times New Roman" w:hAnsi="Times New Roman" w:cs="Times New Roman"/>
+                <w:sz w:val="28"/>
+                <w:szCs w:val="28"/>
               </w:rPr>
             </w:pPr>
             <w:r>
               <w:rPr>
-                <w:rFonts w:ascii="Aptos" w:hAnsi="Aptos"/>
-                <w:b/>
-                <w:bCs/>
-                <w:sz w:val="24"/>
-                <w:szCs w:val="24"/>
+                <w:rFonts w:ascii="Times New Roman" w:hAnsi="Times New Roman" w:cs="Times New Roman"/>
+                <w:b/>
+                <w:bCs/>
+                <w:sz w:val="28"/>
+                <w:szCs w:val="28"/>
               </w:rPr>
               <w:t>Late March 2025</w:t>
             </w:r>
@@ -1515,68 +1525,68 @@
           <w:p>
             <w:pPr>
               <w:rPr>
-                <w:rFonts w:ascii="Aptos" w:hAnsi="Aptos"/>
-                <w:sz w:val="24"/>
-                <w:szCs w:val="24"/>
+                <w:rFonts w:ascii="Times New Roman" w:hAnsi="Times New Roman" w:cs="Times New Roman"/>
+                <w:sz w:val="28"/>
+                <w:szCs w:val="28"/>
               </w:rPr>
             </w:pPr>
             <w:r>
               <w:rPr>
-                <w:rFonts w:ascii="Aptos" w:hAnsi="Aptos"/>
-                <w:sz w:val="24"/>
-                <w:szCs w:val="24"/>
+                <w:rFonts w:ascii="Times New Roman" w:hAnsi="Times New Roman" w:cs="Times New Roman"/>
+                <w:sz w:val="28"/>
+                <w:szCs w:val="28"/>
               </w:rPr>
               <w:t xml:space="preserve">Amazon was contacted </w:t>
             </w:r>
             <w:r>
               <w:rPr>
-                <w:rFonts w:ascii="Aptos" w:hAnsi="Aptos"/>
-                <w:sz w:val="24"/>
-                <w:szCs w:val="24"/>
+                <w:rFonts w:ascii="Times New Roman" w:hAnsi="Times New Roman" w:cs="Times New Roman"/>
+                <w:sz w:val="28"/>
+                <w:szCs w:val="28"/>
               </w:rPr>
               <w:t>and</w:t>
             </w:r>
             <w:r>
               <w:rPr>
-                <w:rFonts w:ascii="Aptos" w:hAnsi="Aptos"/>
-                <w:sz w:val="24"/>
-                <w:szCs w:val="24"/>
+                <w:rFonts w:ascii="Times New Roman" w:hAnsi="Times New Roman" w:cs="Times New Roman"/>
+                <w:sz w:val="28"/>
+                <w:szCs w:val="28"/>
               </w:rPr>
               <w:t xml:space="preserve"> tried to escalate the issue with </w:t>
             </w:r>
             <w:r>
               <w:rPr>
-                <w:rFonts w:ascii="Aptos" w:hAnsi="Aptos"/>
-                <w:b/>
-                <w:bCs/>
-                <w:sz w:val="24"/>
-                <w:szCs w:val="24"/>
+                <w:rFonts w:ascii="Times New Roman" w:hAnsi="Times New Roman" w:cs="Times New Roman"/>
+                <w:b/>
+                <w:bCs/>
+                <w:sz w:val="28"/>
+                <w:szCs w:val="28"/>
               </w:rPr>
               <w:t>Hisense/Toshiba</w:t>
             </w:r>
             <w:r>
               <w:rPr>
-                <w:rFonts w:ascii="Aptos" w:hAnsi="Aptos"/>
-                <w:sz w:val="24"/>
-                <w:szCs w:val="24"/>
+                <w:rFonts w:ascii="Times New Roman" w:hAnsi="Times New Roman" w:cs="Times New Roman"/>
+                <w:sz w:val="28"/>
+                <w:szCs w:val="28"/>
               </w:rPr>
               <w:t xml:space="preserve">, but </w:t>
             </w:r>
             <w:r>
               <w:rPr>
-                <w:rFonts w:ascii="Aptos" w:hAnsi="Aptos"/>
-                <w:b/>
-                <w:bCs/>
-                <w:sz w:val="24"/>
-                <w:szCs w:val="24"/>
+                <w:rFonts w:ascii="Times New Roman" w:hAnsi="Times New Roman" w:cs="Times New Roman"/>
+                <w:b/>
+                <w:bCs/>
+                <w:sz w:val="28"/>
+                <w:szCs w:val="28"/>
               </w:rPr>
               <w:t>no resolution</w:t>
             </w:r>
             <w:r>
               <w:rPr>
-                <w:rFonts w:ascii="Aptos" w:hAnsi="Aptos"/>
-                <w:sz w:val="24"/>
-                <w:szCs w:val="24"/>
+                <w:rFonts w:ascii="Times New Roman" w:hAnsi="Times New Roman" w:cs="Times New Roman"/>
+                <w:sz w:val="28"/>
+                <w:szCs w:val="28"/>
               </w:rPr>
               <w:t xml:space="preserve"> was provided.</w:t>
             </w:r>
@@ -1595,20 +1605,20 @@
           <w:p>
             <w:pPr>
               <w:rPr>
-                <w:rFonts w:ascii="Aptos" w:hAnsi="Aptos"/>
-                <w:b/>
-                <w:bCs/>
-                <w:sz w:val="24"/>
-                <w:szCs w:val="24"/>
+                <w:rFonts w:ascii="Times New Roman" w:hAnsi="Times New Roman" w:cs="Times New Roman"/>
+                <w:b/>
+                <w:bCs/>
+                <w:sz w:val="28"/>
+                <w:szCs w:val="28"/>
               </w:rPr>
             </w:pPr>
             <w:r>
               <w:rPr>
-                <w:rFonts w:ascii="Aptos" w:hAnsi="Aptos"/>
-                <w:b/>
-                <w:bCs/>
-                <w:sz w:val="24"/>
-                <w:szCs w:val="24"/>
+                <w:rFonts w:ascii="Times New Roman" w:hAnsi="Times New Roman" w:cs="Times New Roman"/>
+                <w:b/>
+                <w:bCs/>
+                <w:sz w:val="28"/>
+                <w:szCs w:val="28"/>
               </w:rPr>
               <w:t>31 March 2025</w:t>
             </w:r>
@@ -1622,34 +1632,18 @@
           <w:p>
             <w:pPr>
               <w:rPr>
-                <w:rFonts w:ascii="Aptos" w:hAnsi="Aptos"/>
-                <w:sz w:val="24"/>
-                <w:szCs w:val="24"/>
+                <w:rFonts w:ascii="Times New Roman" w:hAnsi="Times New Roman" w:cs="Times New Roman"/>
+                <w:sz w:val="28"/>
+                <w:szCs w:val="28"/>
               </w:rPr>
             </w:pPr>
             <w:r>
               <w:rPr>
-                <w:rFonts w:ascii="Aptos" w:hAnsi="Aptos"/>
-                <w:sz w:val="24"/>
-                <w:szCs w:val="24"/>
-              </w:rPr>
-              <w:t>Grievance</w:t>
-            </w:r>
-            <w:r>
-              <w:rPr>
-                <w:rFonts w:ascii="Aptos" w:hAnsi="Aptos"/>
-                <w:sz w:val="24"/>
-                <w:szCs w:val="24"/>
-              </w:rPr>
-              <w:t xml:space="preserve"> filed with Consumer </w:t>
-            </w:r>
-            <w:r>
-              <w:rPr>
-                <w:rFonts w:ascii="Aptos" w:hAnsi="Aptos"/>
-                <w:sz w:val="24"/>
-                <w:szCs w:val="24"/>
-              </w:rPr>
-              <w:t>Forum</w:t>
+                <w:rFonts w:ascii="Times New Roman" w:hAnsi="Times New Roman" w:cs="Times New Roman"/>
+                <w:sz w:val="28"/>
+                <w:szCs w:val="28"/>
+              </w:rPr>
+              <w:t>Grievance filed with Consumer Forum</w:t>
             </w:r>
           </w:p>
         </w:tc>
@@ -1667,28 +1661,28 @@
           <w:p>
             <w:pPr>
               <w:rPr>
-                <w:rFonts w:ascii="Aptos" w:hAnsi="Aptos"/>
-                <w:sz w:val="24"/>
-                <w:szCs w:val="24"/>
+                <w:rFonts w:ascii="Times New Roman" w:hAnsi="Times New Roman" w:cs="Times New Roman"/>
+                <w:sz w:val="28"/>
+                <w:szCs w:val="28"/>
               </w:rPr>
             </w:pPr>
             <w:r>
               <w:rPr>
-                <w:rFonts w:ascii="Aptos" w:hAnsi="Aptos"/>
-                <w:b/>
-                <w:bCs/>
-                <w:sz w:val="24"/>
-                <w:szCs w:val="24"/>
+                <w:rFonts w:ascii="Times New Roman" w:hAnsi="Times New Roman" w:cs="Times New Roman"/>
+                <w:b/>
+                <w:bCs/>
+                <w:sz w:val="28"/>
+                <w:szCs w:val="28"/>
               </w:rPr>
               <w:t>7</w:t>
             </w:r>
             <w:r>
               <w:rPr>
-                <w:rFonts w:ascii="Aptos" w:hAnsi="Aptos"/>
-                <w:b/>
-                <w:bCs/>
-                <w:sz w:val="24"/>
-                <w:szCs w:val="24"/>
+                <w:rFonts w:ascii="Times New Roman" w:hAnsi="Times New Roman" w:cs="Times New Roman"/>
+                <w:b/>
+                <w:bCs/>
+                <w:sz w:val="28"/>
+                <w:szCs w:val="28"/>
               </w:rPr>
               <w:t xml:space="preserve"> April 2025</w:t>
             </w:r>
@@ -1703,52 +1697,52 @@
           <w:p>
             <w:pPr>
               <w:rPr>
-                <w:rFonts w:ascii="Aptos" w:hAnsi="Aptos"/>
-                <w:sz w:val="24"/>
-                <w:szCs w:val="24"/>
+                <w:rFonts w:ascii="Times New Roman" w:hAnsi="Times New Roman" w:cs="Times New Roman"/>
+                <w:sz w:val="28"/>
+                <w:szCs w:val="28"/>
               </w:rPr>
             </w:pPr>
             <w:r>
               <w:rPr>
-                <w:rFonts w:ascii="Aptos" w:hAnsi="Aptos"/>
-                <w:sz w:val="24"/>
-                <w:szCs w:val="24"/>
+                <w:rFonts w:ascii="Times New Roman" w:hAnsi="Times New Roman" w:cs="Times New Roman"/>
+                <w:sz w:val="28"/>
+                <w:szCs w:val="28"/>
               </w:rPr>
               <w:t xml:space="preserve">Toshiba </w:t>
             </w:r>
             <w:r>
               <w:rPr>
-                <w:rFonts w:ascii="Aptos" w:hAnsi="Aptos"/>
-                <w:b/>
-                <w:bCs/>
-                <w:sz w:val="24"/>
-                <w:szCs w:val="24"/>
+                <w:rFonts w:ascii="Times New Roman" w:hAnsi="Times New Roman" w:cs="Times New Roman"/>
+                <w:b/>
+                <w:bCs/>
+                <w:sz w:val="28"/>
+                <w:szCs w:val="28"/>
               </w:rPr>
               <w:t>closed the complaint</w:t>
             </w:r>
             <w:r>
               <w:rPr>
-                <w:rFonts w:ascii="Aptos" w:hAnsi="Aptos"/>
-                <w:sz w:val="24"/>
-                <w:szCs w:val="24"/>
+                <w:rFonts w:ascii="Times New Roman" w:hAnsi="Times New Roman" w:cs="Times New Roman"/>
+                <w:sz w:val="28"/>
+                <w:szCs w:val="28"/>
               </w:rPr>
               <w:t xml:space="preserve"> with the false conclusion that </w:t>
             </w:r>
             <w:r>
               <w:rPr>
-                <w:rFonts w:ascii="Aptos" w:hAnsi="Aptos"/>
-                <w:b/>
-                <w:bCs/>
-                <w:sz w:val="24"/>
-                <w:szCs w:val="24"/>
+                <w:rFonts w:ascii="Times New Roman" w:hAnsi="Times New Roman" w:cs="Times New Roman"/>
+                <w:b/>
+                <w:bCs/>
+                <w:sz w:val="28"/>
+                <w:szCs w:val="28"/>
               </w:rPr>
               <w:t>"no issue was found"</w:t>
             </w:r>
             <w:r>
               <w:rPr>
-                <w:rFonts w:ascii="Aptos" w:hAnsi="Aptos"/>
-                <w:sz w:val="24"/>
-                <w:szCs w:val="24"/>
+                <w:rFonts w:ascii="Times New Roman" w:hAnsi="Times New Roman" w:cs="Times New Roman"/>
+                <w:sz w:val="28"/>
+                <w:szCs w:val="28"/>
               </w:rPr>
               <w:t>, despite prior technician confirmation of a fault.</w:t>
             </w:r>
@@ -1768,18 +1762,18 @@
           <w:p>
             <w:pPr>
               <w:rPr>
-                <w:rFonts w:ascii="Aptos" w:hAnsi="Aptos"/>
-                <w:sz w:val="24"/>
-                <w:szCs w:val="24"/>
+                <w:rFonts w:ascii="Times New Roman" w:hAnsi="Times New Roman" w:cs="Times New Roman"/>
+                <w:sz w:val="28"/>
+                <w:szCs w:val="28"/>
               </w:rPr>
             </w:pPr>
             <w:r>
               <w:rPr>
-                <w:rFonts w:ascii="Aptos" w:hAnsi="Aptos"/>
-                <w:b/>
-                <w:bCs/>
-                <w:sz w:val="24"/>
-                <w:szCs w:val="24"/>
+                <w:rFonts w:ascii="Times New Roman" w:hAnsi="Times New Roman" w:cs="Times New Roman"/>
+                <w:b/>
+                <w:bCs/>
+                <w:sz w:val="28"/>
+                <w:szCs w:val="28"/>
               </w:rPr>
               <w:t>8 April 2025</w:t>
             </w:r>
@@ -1794,34 +1788,34 @@
           <w:p>
             <w:pPr>
               <w:rPr>
-                <w:rFonts w:ascii="Aptos" w:hAnsi="Aptos"/>
-                <w:sz w:val="24"/>
-                <w:szCs w:val="24"/>
+                <w:rFonts w:ascii="Times New Roman" w:hAnsi="Times New Roman" w:cs="Times New Roman"/>
+                <w:sz w:val="28"/>
+                <w:szCs w:val="28"/>
               </w:rPr>
             </w:pPr>
             <w:r>
               <w:rPr>
-                <w:rFonts w:ascii="Aptos" w:hAnsi="Aptos"/>
-                <w:sz w:val="24"/>
-                <w:szCs w:val="24"/>
+                <w:rFonts w:ascii="Times New Roman" w:hAnsi="Times New Roman" w:cs="Times New Roman"/>
+                <w:sz w:val="28"/>
+                <w:szCs w:val="28"/>
               </w:rPr>
               <w:t xml:space="preserve">Complainant immediately sent an </w:t>
             </w:r>
             <w:r>
               <w:rPr>
-                <w:rFonts w:ascii="Aptos" w:hAnsi="Aptos"/>
-                <w:b/>
-                <w:bCs/>
-                <w:sz w:val="24"/>
-                <w:szCs w:val="24"/>
+                <w:rFonts w:ascii="Times New Roman" w:hAnsi="Times New Roman" w:cs="Times New Roman"/>
+                <w:b/>
+                <w:bCs/>
+                <w:sz w:val="28"/>
+                <w:szCs w:val="28"/>
               </w:rPr>
               <w:t>email requesting to reopen the case</w:t>
             </w:r>
             <w:r>
               <w:rPr>
-                <w:rFonts w:ascii="Aptos" w:hAnsi="Aptos"/>
-                <w:sz w:val="24"/>
-                <w:szCs w:val="24"/>
+                <w:rFonts w:ascii="Times New Roman" w:hAnsi="Times New Roman" w:cs="Times New Roman"/>
+                <w:sz w:val="28"/>
+                <w:szCs w:val="28"/>
               </w:rPr>
               <w:t>.</w:t>
             </w:r>
@@ -1841,18 +1835,18 @@
           <w:p>
             <w:pPr>
               <w:rPr>
-                <w:rFonts w:ascii="Aptos" w:hAnsi="Aptos"/>
-                <w:sz w:val="24"/>
-                <w:szCs w:val="24"/>
+                <w:rFonts w:ascii="Times New Roman" w:hAnsi="Times New Roman" w:cs="Times New Roman"/>
+                <w:sz w:val="28"/>
+                <w:szCs w:val="28"/>
               </w:rPr>
             </w:pPr>
             <w:r>
               <w:rPr>
-                <w:rFonts w:ascii="Aptos" w:hAnsi="Aptos"/>
-                <w:b/>
-                <w:bCs/>
-                <w:sz w:val="24"/>
-                <w:szCs w:val="24"/>
+                <w:rFonts w:ascii="Times New Roman" w:hAnsi="Times New Roman" w:cs="Times New Roman"/>
+                <w:b/>
+                <w:bCs/>
+                <w:sz w:val="28"/>
+                <w:szCs w:val="28"/>
               </w:rPr>
               <w:t>9 April 2025</w:t>
             </w:r>
@@ -1867,34 +1861,34 @@
           <w:p>
             <w:pPr>
               <w:rPr>
-                <w:rFonts w:ascii="Aptos" w:hAnsi="Aptos"/>
-                <w:sz w:val="24"/>
-                <w:szCs w:val="24"/>
+                <w:rFonts w:ascii="Times New Roman" w:hAnsi="Times New Roman" w:cs="Times New Roman"/>
+                <w:sz w:val="28"/>
+                <w:szCs w:val="28"/>
               </w:rPr>
             </w:pPr>
             <w:r>
               <w:rPr>
-                <w:rFonts w:ascii="Aptos" w:hAnsi="Aptos"/>
-                <w:sz w:val="24"/>
-                <w:szCs w:val="24"/>
+                <w:rFonts w:ascii="Times New Roman" w:hAnsi="Times New Roman" w:cs="Times New Roman"/>
+                <w:sz w:val="28"/>
+                <w:szCs w:val="28"/>
               </w:rPr>
               <w:t xml:space="preserve">Another </w:t>
             </w:r>
             <w:r>
               <w:rPr>
-                <w:rFonts w:ascii="Aptos" w:hAnsi="Aptos"/>
-                <w:b/>
-                <w:bCs/>
-                <w:sz w:val="24"/>
-                <w:szCs w:val="24"/>
+                <w:rFonts w:ascii="Times New Roman" w:hAnsi="Times New Roman" w:cs="Times New Roman"/>
+                <w:b/>
+                <w:bCs/>
+                <w:sz w:val="28"/>
+                <w:szCs w:val="28"/>
               </w:rPr>
               <w:t>follow-up email</w:t>
             </w:r>
             <w:r>
               <w:rPr>
-                <w:rFonts w:ascii="Aptos" w:hAnsi="Aptos"/>
-                <w:sz w:val="24"/>
-                <w:szCs w:val="24"/>
+                <w:rFonts w:ascii="Times New Roman" w:hAnsi="Times New Roman" w:cs="Times New Roman"/>
+                <w:sz w:val="28"/>
+                <w:szCs w:val="28"/>
               </w:rPr>
               <w:t xml:space="preserve"> sent to reopen the case.</w:t>
             </w:r>
@@ -1914,18 +1908,18 @@
           <w:p>
             <w:pPr>
               <w:rPr>
-                <w:rFonts w:ascii="Aptos" w:hAnsi="Aptos"/>
-                <w:sz w:val="24"/>
-                <w:szCs w:val="24"/>
+                <w:rFonts w:ascii="Times New Roman" w:hAnsi="Times New Roman" w:cs="Times New Roman"/>
+                <w:sz w:val="28"/>
+                <w:szCs w:val="28"/>
               </w:rPr>
             </w:pPr>
             <w:r>
               <w:rPr>
-                <w:rFonts w:ascii="Aptos" w:hAnsi="Aptos"/>
-                <w:b/>
-                <w:bCs/>
-                <w:sz w:val="24"/>
-                <w:szCs w:val="24"/>
+                <w:rFonts w:ascii="Times New Roman" w:hAnsi="Times New Roman" w:cs="Times New Roman"/>
+                <w:b/>
+                <w:bCs/>
+                <w:sz w:val="28"/>
+                <w:szCs w:val="28"/>
               </w:rPr>
               <w:t>10 April 2025</w:t>
             </w:r>
@@ -1940,199 +1934,26 @@
           <w:p>
             <w:pPr>
               <w:rPr>
-                <w:rFonts w:ascii="Aptos" w:hAnsi="Aptos"/>
-                <w:sz w:val="24"/>
-                <w:szCs w:val="24"/>
+                <w:rFonts w:ascii="Times New Roman" w:hAnsi="Times New Roman" w:cs="Times New Roman"/>
+                <w:sz w:val="28"/>
+                <w:szCs w:val="28"/>
               </w:rPr>
             </w:pPr>
             <w:r>
               <w:rPr>
-                <w:rFonts w:ascii="Aptos" w:hAnsi="Aptos"/>
-                <w:sz w:val="24"/>
-                <w:szCs w:val="24"/>
-              </w:rPr>
-              <w:t xml:space="preserve">Call received from </w:t>
-            </w:r>
-            <w:r>
-              <w:rPr>
-                <w:rFonts w:ascii="Aptos" w:hAnsi="Aptos"/>
-                <w:b/>
-                <w:bCs/>
-                <w:sz w:val="24"/>
-                <w:szCs w:val="24"/>
-              </w:rPr>
-              <w:t>Akash (Hisense Customer Support)</w:t>
-            </w:r>
-            <w:r>
-              <w:rPr>
-                <w:rFonts w:ascii="Aptos" w:hAnsi="Aptos"/>
-                <w:sz w:val="24"/>
-                <w:szCs w:val="24"/>
-              </w:rPr>
-              <w:t xml:space="preserve"> from number </w:t>
-            </w:r>
-            <w:r>
-              <w:rPr>
-                <w:rFonts w:ascii="Aptos" w:hAnsi="Aptos"/>
-                <w:b/>
-                <w:bCs/>
-                <w:sz w:val="24"/>
-                <w:szCs w:val="24"/>
-              </w:rPr>
-              <w:t>0120-6938624</w:t>
-            </w:r>
-            <w:r>
-              <w:rPr>
-                <w:rFonts w:ascii="Aptos" w:hAnsi="Aptos"/>
-                <w:sz w:val="24"/>
-                <w:szCs w:val="24"/>
-              </w:rPr>
-              <w:t xml:space="preserve">. – Conference call held with technician </w:t>
-            </w:r>
-            <w:proofErr w:type="spellStart"/>
-            <w:r>
-              <w:rPr>
-                <w:rFonts w:ascii="Aptos" w:hAnsi="Aptos"/>
-                <w:b/>
-                <w:bCs/>
-                <w:sz w:val="24"/>
-                <w:szCs w:val="24"/>
-              </w:rPr>
-              <w:t>Imtiyas</w:t>
-            </w:r>
-            <w:proofErr w:type="spellEnd"/>
-            <w:r>
-              <w:rPr>
-                <w:rFonts w:ascii="Aptos" w:hAnsi="Aptos"/>
-                <w:sz w:val="24"/>
-                <w:szCs w:val="24"/>
-              </w:rPr>
-              <w:t xml:space="preserve">. – Acknowledged lapse in video documentation and promised technician visit next day. – Later same day, Akash called again confirming </w:t>
-            </w:r>
-            <w:r>
-              <w:rPr>
-                <w:rFonts w:ascii="Aptos" w:hAnsi="Aptos"/>
-                <w:sz w:val="24"/>
-                <w:szCs w:val="24"/>
-              </w:rPr>
-              <w:t xml:space="preserve">he has </w:t>
-            </w:r>
-            <w:r>
-              <w:rPr>
-                <w:rFonts w:ascii="Aptos" w:hAnsi="Aptos"/>
-                <w:b/>
-                <w:bCs/>
-                <w:sz w:val="24"/>
-                <w:szCs w:val="24"/>
-              </w:rPr>
-              <w:t>placed a request for</w:t>
-            </w:r>
-            <w:r>
-              <w:rPr>
-                <w:rFonts w:ascii="Aptos" w:hAnsi="Aptos"/>
-                <w:sz w:val="24"/>
-                <w:szCs w:val="24"/>
-              </w:rPr>
-              <w:t xml:space="preserve"> </w:t>
-            </w:r>
-            <w:r>
-              <w:rPr>
-                <w:rFonts w:ascii="Aptos" w:hAnsi="Aptos"/>
-                <w:b/>
-                <w:bCs/>
-                <w:sz w:val="24"/>
-                <w:szCs w:val="24"/>
-              </w:rPr>
-              <w:t xml:space="preserve">replacement </w:t>
-            </w:r>
-            <w:r>
-              <w:rPr>
-                <w:rFonts w:ascii="Aptos" w:hAnsi="Aptos"/>
-                <w:sz w:val="24"/>
-                <w:szCs w:val="24"/>
-              </w:rPr>
-              <w:t xml:space="preserve">and </w:t>
-            </w:r>
-            <w:r>
-              <w:rPr>
-                <w:rFonts w:ascii="Aptos" w:hAnsi="Aptos"/>
-                <w:b/>
-                <w:bCs/>
-                <w:sz w:val="24"/>
-                <w:szCs w:val="24"/>
-              </w:rPr>
-              <w:t>no visit was required</w:t>
-            </w:r>
-            <w:r>
-              <w:rPr>
-                <w:rFonts w:ascii="Aptos" w:hAnsi="Aptos"/>
-                <w:sz w:val="24"/>
-                <w:szCs w:val="24"/>
-              </w:rPr>
-              <w:t>. Promised resolution next day.</w:t>
-            </w:r>
-          </w:p>
-        </w:tc>
-      </w:tr>
-      <w:tr>
-        <w:trPr>
-          <w:tblCellSpacing w:w="15" w:type="dxa"/>
-        </w:trPr>
-        <w:tc>
-          <w:tcPr>
-            <w:tcW w:w="0" w:type="auto"/>
-            <w:vAlign w:val="center"/>
-            <w:hideMark/>
-          </w:tcPr>
-          <w:p>
-            <w:pPr>
-              <w:rPr>
-                <w:rFonts w:ascii="Aptos" w:hAnsi="Aptos"/>
-                <w:sz w:val="24"/>
-                <w:szCs w:val="24"/>
-              </w:rPr>
-            </w:pPr>
-            <w:r>
-              <w:rPr>
-                <w:rFonts w:ascii="Aptos" w:hAnsi="Aptos"/>
-                <w:b/>
-                <w:bCs/>
-                <w:sz w:val="24"/>
-                <w:szCs w:val="24"/>
-              </w:rPr>
-              <w:t>10–15 April 2025</w:t>
-            </w:r>
-          </w:p>
-        </w:tc>
-        <w:tc>
-          <w:tcPr>
-            <w:tcW w:w="0" w:type="auto"/>
-            <w:vAlign w:val="center"/>
-            <w:hideMark/>
-          </w:tcPr>
-          <w:p>
-            <w:pPr>
-              <w:rPr>
-                <w:rFonts w:ascii="Aptos" w:hAnsi="Aptos"/>
-                <w:sz w:val="24"/>
-                <w:szCs w:val="24"/>
-              </w:rPr>
-            </w:pPr>
-            <w:r>
-              <w:rPr>
-                <w:rFonts w:ascii="Aptos" w:hAnsi="Aptos"/>
+                <w:rFonts w:ascii="Times New Roman" w:hAnsi="Times New Roman" w:cs="Times New Roman"/>
                 <w:noProof/>
-                <w:sz w:val="24"/>
-                <w:szCs w:val="24"/>
+                <w:sz w:val="28"/>
+                <w:szCs w:val="28"/>
               </w:rPr>
               <w:drawing>
-                <wp:anchor distT="0" distB="0" distL="114300" distR="114300" simplePos="0" relativeHeight="251663360" behindDoc="0" locked="0" layoutInCell="1" allowOverlap="1" wp14:anchorId="27B1BE3A" wp14:editId="791833E7">
+                <wp:anchor distT="0" distB="0" distL="114300" distR="114300" simplePos="0" relativeHeight="251659264" behindDoc="0" locked="0" layoutInCell="1" allowOverlap="1" wp14:anchorId="27B1BE3A" wp14:editId="19506BBF">
                   <wp:simplePos x="0" y="0"/>
                   <wp:positionH relativeFrom="column">
-                    <wp:posOffset>4053840</wp:posOffset>
+                    <wp:posOffset>1973580</wp:posOffset>
                   </wp:positionH>
                   <wp:positionV relativeFrom="paragraph">
-                    <wp:posOffset>-8255</wp:posOffset>
+                    <wp:posOffset>787400</wp:posOffset>
                   </wp:positionV>
                   <wp:extent cx="981075" cy="704850"/>
                   <wp:effectExtent l="0" t="0" r="9525" b="0"/>
@@ -2190,77 +2011,138 @@
             </w:r>
             <w:r>
               <w:rPr>
-                <w:rFonts w:ascii="Aptos" w:hAnsi="Aptos"/>
-                <w:b/>
-                <w:bCs/>
-                <w:sz w:val="24"/>
-                <w:szCs w:val="24"/>
-              </w:rPr>
-              <w:t>No follow-up or action</w:t>
-            </w:r>
-            <w:r>
-              <w:rPr>
-                <w:rFonts w:ascii="Aptos" w:hAnsi="Aptos"/>
-                <w:sz w:val="24"/>
-                <w:szCs w:val="24"/>
-              </w:rPr>
-              <w:t xml:space="preserve"> taken by Hisense/</w:t>
-            </w:r>
-            <w:proofErr w:type="gramStart"/>
-            <w:r>
-              <w:rPr>
-                <w:rFonts w:ascii="Aptos" w:hAnsi="Aptos"/>
-                <w:sz w:val="24"/>
-                <w:szCs w:val="24"/>
-              </w:rPr>
-              <w:t>Toshiba.–</w:t>
-            </w:r>
-            <w:proofErr w:type="gramEnd"/>
-            <w:r>
-              <w:rPr>
-                <w:rFonts w:ascii="Aptos" w:hAnsi="Aptos"/>
-                <w:sz w:val="24"/>
-                <w:szCs w:val="24"/>
-              </w:rPr>
-              <w:t xml:space="preserve"> Akash's phone number became </w:t>
-            </w:r>
-            <w:r>
-              <w:rPr>
-                <w:rFonts w:ascii="Aptos" w:hAnsi="Aptos"/>
-                <w:b/>
-                <w:bCs/>
-                <w:sz w:val="24"/>
-                <w:szCs w:val="24"/>
-              </w:rPr>
-              <w:t>invalid</w:t>
-            </w:r>
-            <w:r>
-              <w:rPr>
-                <w:rFonts w:ascii="Aptos" w:hAnsi="Aptos"/>
-                <w:sz w:val="24"/>
-                <w:szCs w:val="24"/>
-              </w:rPr>
-              <w:t xml:space="preserve">. Technician </w:t>
+                <w:rFonts w:ascii="Times New Roman" w:hAnsi="Times New Roman" w:cs="Times New Roman"/>
+                <w:sz w:val="28"/>
+                <w:szCs w:val="28"/>
+              </w:rPr>
+              <w:t xml:space="preserve">Call received from </w:t>
+            </w:r>
+            <w:r>
+              <w:rPr>
+                <w:rFonts w:ascii="Times New Roman" w:hAnsi="Times New Roman" w:cs="Times New Roman"/>
+                <w:b/>
+                <w:bCs/>
+                <w:sz w:val="28"/>
+                <w:szCs w:val="28"/>
+              </w:rPr>
+              <w:t>Akash (Hisense Customer Support)</w:t>
+            </w:r>
+            <w:r>
+              <w:rPr>
+                <w:rFonts w:ascii="Times New Roman" w:hAnsi="Times New Roman" w:cs="Times New Roman"/>
+                <w:sz w:val="28"/>
+                <w:szCs w:val="28"/>
+              </w:rPr>
+              <w:t xml:space="preserve"> from number </w:t>
+            </w:r>
+            <w:r>
+              <w:rPr>
+                <w:rFonts w:ascii="Times New Roman" w:hAnsi="Times New Roman" w:cs="Times New Roman"/>
+                <w:b/>
+                <w:bCs/>
+                <w:sz w:val="28"/>
+                <w:szCs w:val="28"/>
+              </w:rPr>
+              <w:t>0120-6938624</w:t>
+            </w:r>
+            <w:r>
+              <w:rPr>
+                <w:rFonts w:ascii="Times New Roman" w:hAnsi="Times New Roman" w:cs="Times New Roman"/>
+                <w:sz w:val="28"/>
+                <w:szCs w:val="28"/>
+              </w:rPr>
+              <w:t xml:space="preserve">. – Conference call held with technician </w:t>
             </w:r>
             <w:proofErr w:type="spellStart"/>
             <w:r>
               <w:rPr>
-                <w:rFonts w:ascii="Aptos" w:hAnsi="Aptos"/>
-                <w:b/>
-                <w:bCs/>
-                <w:sz w:val="24"/>
-                <w:szCs w:val="24"/>
+                <w:rFonts w:ascii="Times New Roman" w:hAnsi="Times New Roman" w:cs="Times New Roman"/>
+                <w:b/>
+                <w:bCs/>
+                <w:sz w:val="28"/>
+                <w:szCs w:val="28"/>
               </w:rPr>
               <w:t>Imtiyas</w:t>
             </w:r>
             <w:proofErr w:type="spellEnd"/>
             <w:r>
               <w:rPr>
-                <w:rFonts w:ascii="Aptos" w:hAnsi="Aptos"/>
-                <w:sz w:val="24"/>
-                <w:szCs w:val="24"/>
-              </w:rPr>
-              <w:t xml:space="preserve"> also stopped responding.</w:t>
+                <w:rFonts w:ascii="Times New Roman" w:hAnsi="Times New Roman" w:cs="Times New Roman"/>
+                <w:sz w:val="28"/>
+                <w:szCs w:val="28"/>
+              </w:rPr>
+              <w:t xml:space="preserve">. – Acknowledged lapse in video </w:t>
+            </w:r>
+            <w:r>
+              <w:rPr>
+                <w:rFonts w:ascii="Times New Roman" w:hAnsi="Times New Roman" w:cs="Times New Roman"/>
+                <w:sz w:val="28"/>
+                <w:szCs w:val="28"/>
+              </w:rPr>
+              <w:lastRenderedPageBreak/>
+              <w:t xml:space="preserve">documentation and promised technician visit next day. – Later same day, Akash called again confirming </w:t>
+            </w:r>
+            <w:r>
+              <w:rPr>
+                <w:rFonts w:ascii="Times New Roman" w:hAnsi="Times New Roman" w:cs="Times New Roman"/>
+                <w:sz w:val="28"/>
+                <w:szCs w:val="28"/>
+              </w:rPr>
+              <w:t xml:space="preserve">he has </w:t>
+            </w:r>
+            <w:r>
+              <w:rPr>
+                <w:rFonts w:ascii="Times New Roman" w:hAnsi="Times New Roman" w:cs="Times New Roman"/>
+                <w:b/>
+                <w:bCs/>
+                <w:sz w:val="28"/>
+                <w:szCs w:val="28"/>
+              </w:rPr>
+              <w:t>placed a request for</w:t>
+            </w:r>
+            <w:r>
+              <w:rPr>
+                <w:rFonts w:ascii="Times New Roman" w:hAnsi="Times New Roman" w:cs="Times New Roman"/>
+                <w:sz w:val="28"/>
+                <w:szCs w:val="28"/>
+              </w:rPr>
+              <w:t xml:space="preserve"> </w:t>
+            </w:r>
+            <w:r>
+              <w:rPr>
+                <w:rFonts w:ascii="Times New Roman" w:hAnsi="Times New Roman" w:cs="Times New Roman"/>
+                <w:b/>
+                <w:bCs/>
+                <w:sz w:val="28"/>
+                <w:szCs w:val="28"/>
+              </w:rPr>
+              <w:t xml:space="preserve">replacement </w:t>
+            </w:r>
+            <w:r>
+              <w:rPr>
+                <w:rFonts w:ascii="Times New Roman" w:hAnsi="Times New Roman" w:cs="Times New Roman"/>
+                <w:sz w:val="28"/>
+                <w:szCs w:val="28"/>
+              </w:rPr>
+              <w:t xml:space="preserve">and </w:t>
+            </w:r>
+            <w:r>
+              <w:rPr>
+                <w:rFonts w:ascii="Times New Roman" w:hAnsi="Times New Roman" w:cs="Times New Roman"/>
+                <w:b/>
+                <w:bCs/>
+                <w:sz w:val="28"/>
+                <w:szCs w:val="28"/>
+              </w:rPr>
+              <w:t>no visit was required</w:t>
+            </w:r>
+            <w:r>
+              <w:rPr>
+                <w:rFonts w:ascii="Times New Roman" w:hAnsi="Times New Roman" w:cs="Times New Roman"/>
+                <w:sz w:val="28"/>
+                <w:szCs w:val="28"/>
+              </w:rPr>
+              <w:t>. Promised resolution next day.</w:t>
             </w:r>
           </w:p>
         </w:tc>
@@ -2278,21 +2160,21 @@
           <w:p>
             <w:pPr>
               <w:rPr>
-                <w:rFonts w:ascii="Aptos" w:hAnsi="Aptos"/>
-                <w:sz w:val="24"/>
-                <w:szCs w:val="24"/>
+                <w:rFonts w:ascii="Times New Roman" w:hAnsi="Times New Roman" w:cs="Times New Roman"/>
+                <w:sz w:val="28"/>
+                <w:szCs w:val="28"/>
               </w:rPr>
             </w:pPr>
             <w:r>
               <w:rPr>
-                <w:rFonts w:ascii="Aptos" w:hAnsi="Aptos"/>
-                <w:b/>
-                <w:bCs/>
-                <w:sz w:val="24"/>
-                <w:szCs w:val="24"/>
+                <w:rFonts w:ascii="Times New Roman" w:hAnsi="Times New Roman" w:cs="Times New Roman"/>
+                <w:b/>
+                <w:bCs/>
+                <w:sz w:val="28"/>
+                <w:szCs w:val="28"/>
               </w:rPr>
               <w:lastRenderedPageBreak/>
-              <w:t>14 April 2025</w:t>
+              <w:t>10–15 April 2025</w:t>
             </w:r>
           </w:p>
         </w:tc>
@@ -2305,36 +2187,84 @@
           <w:p>
             <w:pPr>
               <w:rPr>
-                <w:rFonts w:ascii="Aptos" w:hAnsi="Aptos"/>
-                <w:sz w:val="24"/>
-                <w:szCs w:val="24"/>
+                <w:rFonts w:ascii="Times New Roman" w:hAnsi="Times New Roman" w:cs="Times New Roman"/>
+                <w:sz w:val="28"/>
+                <w:szCs w:val="28"/>
               </w:rPr>
             </w:pPr>
             <w:r>
               <w:rPr>
-                <w:rFonts w:ascii="Aptos" w:hAnsi="Aptos"/>
-                <w:sz w:val="24"/>
-                <w:szCs w:val="24"/>
-              </w:rPr>
-              <w:t xml:space="preserve">Complainant sent another </w:t>
-            </w:r>
-            <w:r>
-              <w:rPr>
-                <w:rFonts w:ascii="Aptos" w:hAnsi="Aptos"/>
-                <w:b/>
-                <w:bCs/>
-                <w:sz w:val="24"/>
-                <w:szCs w:val="24"/>
-              </w:rPr>
-              <w:t>follow-up email</w:t>
-            </w:r>
-            <w:r>
-              <w:rPr>
-                <w:rFonts w:ascii="Aptos" w:hAnsi="Aptos"/>
-                <w:sz w:val="24"/>
-                <w:szCs w:val="24"/>
-              </w:rPr>
-              <w:t xml:space="preserve"> seeking status. No response received.</w:t>
+                <w:rFonts w:ascii="Times New Roman" w:hAnsi="Times New Roman" w:cs="Times New Roman"/>
+                <w:b/>
+                <w:bCs/>
+                <w:sz w:val="28"/>
+                <w:szCs w:val="28"/>
+              </w:rPr>
+              <w:t>No follow-up or action</w:t>
+            </w:r>
+            <w:r>
+              <w:rPr>
+                <w:rFonts w:ascii="Times New Roman" w:hAnsi="Times New Roman" w:cs="Times New Roman"/>
+                <w:sz w:val="28"/>
+                <w:szCs w:val="28"/>
+              </w:rPr>
+              <w:t xml:space="preserve"> taken by Hisense/</w:t>
+            </w:r>
+            <w:proofErr w:type="gramStart"/>
+            <w:r>
+              <w:rPr>
+                <w:rFonts w:ascii="Times New Roman" w:hAnsi="Times New Roman" w:cs="Times New Roman"/>
+                <w:sz w:val="28"/>
+                <w:szCs w:val="28"/>
+              </w:rPr>
+              <w:t>Toshiba.–</w:t>
+            </w:r>
+            <w:proofErr w:type="gramEnd"/>
+            <w:r>
+              <w:rPr>
+                <w:rFonts w:ascii="Times New Roman" w:hAnsi="Times New Roman" w:cs="Times New Roman"/>
+                <w:sz w:val="28"/>
+                <w:szCs w:val="28"/>
+              </w:rPr>
+              <w:t xml:space="preserve"> Akash's phone number became </w:t>
+            </w:r>
+            <w:r>
+              <w:rPr>
+                <w:rFonts w:ascii="Times New Roman" w:hAnsi="Times New Roman" w:cs="Times New Roman"/>
+                <w:b/>
+                <w:bCs/>
+                <w:sz w:val="28"/>
+                <w:szCs w:val="28"/>
+              </w:rPr>
+              <w:t>invalid</w:t>
+            </w:r>
+            <w:r>
+              <w:rPr>
+                <w:rFonts w:ascii="Times New Roman" w:hAnsi="Times New Roman" w:cs="Times New Roman"/>
+                <w:sz w:val="28"/>
+                <w:szCs w:val="28"/>
+              </w:rPr>
+              <w:t xml:space="preserve">. Technician </w:t>
+            </w:r>
+            <w:proofErr w:type="spellStart"/>
+            <w:r>
+              <w:rPr>
+                <w:rFonts w:ascii="Times New Roman" w:hAnsi="Times New Roman" w:cs="Times New Roman"/>
+                <w:b/>
+                <w:bCs/>
+                <w:sz w:val="28"/>
+                <w:szCs w:val="28"/>
+              </w:rPr>
+              <w:t>Imtiyas</w:t>
+            </w:r>
+            <w:proofErr w:type="spellEnd"/>
+            <w:r>
+              <w:rPr>
+                <w:rFonts w:ascii="Times New Roman" w:hAnsi="Times New Roman" w:cs="Times New Roman"/>
+                <w:sz w:val="28"/>
+                <w:szCs w:val="28"/>
+              </w:rPr>
+              <w:t xml:space="preserve"> also stopped responding.</w:t>
             </w:r>
           </w:p>
         </w:tc>
@@ -2352,40 +2282,20 @@
           <w:p>
             <w:pPr>
               <w:rPr>
-                <w:rFonts w:ascii="Aptos" w:hAnsi="Aptos"/>
-                <w:sz w:val="24"/>
-                <w:szCs w:val="24"/>
+                <w:rFonts w:ascii="Times New Roman" w:hAnsi="Times New Roman" w:cs="Times New Roman"/>
+                <w:sz w:val="28"/>
+                <w:szCs w:val="28"/>
               </w:rPr>
             </w:pPr>
             <w:r>
               <w:rPr>
-                <w:rFonts w:ascii="Aptos" w:hAnsi="Aptos"/>
-                <w:b/>
-                <w:bCs/>
-                <w:sz w:val="24"/>
-                <w:szCs w:val="24"/>
-              </w:rPr>
-              <w:t>1</w:t>
-            </w:r>
-            <w:r>
-              <w:rPr>
-                <w:rFonts w:ascii="Aptos" w:hAnsi="Aptos"/>
-                <w:b/>
-                <w:bCs/>
-                <w:sz w:val="24"/>
-                <w:szCs w:val="24"/>
-              </w:rPr>
-              <w:t>6</w:t>
-            </w:r>
-            <w:r>
-              <w:rPr>
-                <w:rFonts w:ascii="Aptos" w:hAnsi="Aptos"/>
-                <w:b/>
-                <w:bCs/>
-                <w:sz w:val="24"/>
-                <w:szCs w:val="24"/>
-              </w:rPr>
-              <w:t xml:space="preserve"> April 2025</w:t>
+                <w:rFonts w:ascii="Times New Roman" w:hAnsi="Times New Roman" w:cs="Times New Roman"/>
+                <w:b/>
+                <w:bCs/>
+                <w:sz w:val="28"/>
+                <w:szCs w:val="28"/>
+              </w:rPr>
+              <w:t>14 April 2025</w:t>
             </w:r>
           </w:p>
         </w:tc>
@@ -2398,34 +2308,127 @@
           <w:p>
             <w:pPr>
               <w:rPr>
-                <w:rFonts w:ascii="Aptos" w:hAnsi="Aptos"/>
-                <w:sz w:val="24"/>
-                <w:szCs w:val="24"/>
+                <w:rFonts w:ascii="Times New Roman" w:hAnsi="Times New Roman" w:cs="Times New Roman"/>
+                <w:sz w:val="28"/>
+                <w:szCs w:val="28"/>
               </w:rPr>
             </w:pPr>
             <w:r>
               <w:rPr>
-                <w:rFonts w:ascii="Aptos" w:hAnsi="Aptos"/>
-                <w:sz w:val="24"/>
-                <w:szCs w:val="24"/>
+                <w:rFonts w:ascii="Times New Roman" w:hAnsi="Times New Roman" w:cs="Times New Roman"/>
+                <w:sz w:val="28"/>
+                <w:szCs w:val="28"/>
+              </w:rPr>
+              <w:t xml:space="preserve">Complainant sent another </w:t>
+            </w:r>
+            <w:r>
+              <w:rPr>
+                <w:rFonts w:ascii="Times New Roman" w:hAnsi="Times New Roman" w:cs="Times New Roman"/>
+                <w:b/>
+                <w:bCs/>
+                <w:sz w:val="28"/>
+                <w:szCs w:val="28"/>
+              </w:rPr>
+              <w:t>follow-up email</w:t>
+            </w:r>
+            <w:r>
+              <w:rPr>
+                <w:rFonts w:ascii="Times New Roman" w:hAnsi="Times New Roman" w:cs="Times New Roman"/>
+                <w:sz w:val="28"/>
+                <w:szCs w:val="28"/>
+              </w:rPr>
+              <w:t xml:space="preserve"> seeking status. No response received.</w:t>
+            </w:r>
+          </w:p>
+        </w:tc>
+      </w:tr>
+      <w:tr>
+        <w:trPr>
+          <w:tblCellSpacing w:w="15" w:type="dxa"/>
+        </w:trPr>
+        <w:tc>
+          <w:tcPr>
+            <w:tcW w:w="0" w:type="auto"/>
+            <w:vAlign w:val="center"/>
+            <w:hideMark/>
+          </w:tcPr>
+          <w:p>
+            <w:pPr>
+              <w:rPr>
+                <w:rFonts w:ascii="Times New Roman" w:hAnsi="Times New Roman" w:cs="Times New Roman"/>
+                <w:sz w:val="28"/>
+                <w:szCs w:val="28"/>
+              </w:rPr>
+            </w:pPr>
+            <w:r>
+              <w:rPr>
+                <w:rFonts w:ascii="Times New Roman" w:hAnsi="Times New Roman" w:cs="Times New Roman"/>
+                <w:b/>
+                <w:bCs/>
+                <w:sz w:val="28"/>
+                <w:szCs w:val="28"/>
+              </w:rPr>
+              <w:t>1</w:t>
+            </w:r>
+            <w:r>
+              <w:rPr>
+                <w:rFonts w:ascii="Times New Roman" w:hAnsi="Times New Roman" w:cs="Times New Roman"/>
+                <w:b/>
+                <w:bCs/>
+                <w:sz w:val="28"/>
+                <w:szCs w:val="28"/>
+              </w:rPr>
+              <w:t>6</w:t>
+            </w:r>
+            <w:r>
+              <w:rPr>
+                <w:rFonts w:ascii="Times New Roman" w:hAnsi="Times New Roman" w:cs="Times New Roman"/>
+                <w:b/>
+                <w:bCs/>
+                <w:sz w:val="28"/>
+                <w:szCs w:val="28"/>
+              </w:rPr>
+              <w:t xml:space="preserve"> April 2025</w:t>
+            </w:r>
+          </w:p>
+        </w:tc>
+        <w:tc>
+          <w:tcPr>
+            <w:tcW w:w="0" w:type="auto"/>
+            <w:vAlign w:val="center"/>
+            <w:hideMark/>
+          </w:tcPr>
+          <w:p>
+            <w:pPr>
+              <w:rPr>
+                <w:rFonts w:ascii="Times New Roman" w:hAnsi="Times New Roman" w:cs="Times New Roman"/>
+                <w:sz w:val="28"/>
+                <w:szCs w:val="28"/>
+              </w:rPr>
+            </w:pPr>
+            <w:r>
+              <w:rPr>
+                <w:rFonts w:ascii="Times New Roman" w:hAnsi="Times New Roman" w:cs="Times New Roman"/>
+                <w:sz w:val="28"/>
+                <w:szCs w:val="28"/>
               </w:rPr>
               <w:t xml:space="preserve">As of this date, the Complainant is still left with a </w:t>
             </w:r>
             <w:r>
               <w:rPr>
-                <w:rFonts w:ascii="Aptos" w:hAnsi="Aptos"/>
-                <w:b/>
-                <w:bCs/>
-                <w:sz w:val="24"/>
-                <w:szCs w:val="24"/>
+                <w:rFonts w:ascii="Times New Roman" w:hAnsi="Times New Roman" w:cs="Times New Roman"/>
+                <w:b/>
+                <w:bCs/>
+                <w:sz w:val="28"/>
+                <w:szCs w:val="28"/>
               </w:rPr>
               <w:t>non-functional television</w:t>
             </w:r>
             <w:r>
               <w:rPr>
-                <w:rFonts w:ascii="Aptos" w:hAnsi="Aptos"/>
-                <w:sz w:val="24"/>
-                <w:szCs w:val="24"/>
+                <w:rFonts w:ascii="Times New Roman" w:hAnsi="Times New Roman" w:cs="Times New Roman"/>
+                <w:sz w:val="28"/>
+                <w:szCs w:val="28"/>
               </w:rPr>
               <w:t>, no action, and no communication from the Opposite Parties.</w:t>
             </w:r>
@@ -2436,16 +2439,16 @@
     <w:p>
       <w:pPr>
         <w:rPr>
-          <w:rFonts w:ascii="Aptos" w:hAnsi="Aptos"/>
-          <w:sz w:val="24"/>
-          <w:szCs w:val="24"/>
-        </w:rPr>
-      </w:pPr>
-      <w:r>
-        <w:rPr>
-          <w:rFonts w:ascii="Aptos" w:hAnsi="Aptos"/>
-          <w:sz w:val="24"/>
-          <w:szCs w:val="24"/>
+          <w:rFonts w:ascii="Times New Roman" w:hAnsi="Times New Roman" w:cs="Times New Roman"/>
+          <w:sz w:val="28"/>
+          <w:szCs w:val="28"/>
+        </w:rPr>
+      </w:pPr>
+      <w:r>
+        <w:rPr>
+          <w:rFonts w:ascii="Times New Roman" w:hAnsi="Times New Roman" w:cs="Times New Roman"/>
+          <w:sz w:val="28"/>
+          <w:szCs w:val="28"/>
         </w:rPr>
         <w:pict w14:anchorId="56FB66E6">
           <v:rect id="_x0000_i1026" style="width:0;height:1.5pt" o:hralign="center" o:hrstd="t" o:hr="t" fillcolor="#a0a0a0" stroked="f"/>
@@ -2455,88 +2458,88 @@
     <w:p>
       <w:pPr>
         <w:rPr>
-          <w:rFonts w:ascii="Aptos" w:hAnsi="Aptos"/>
-          <w:sz w:val="24"/>
-          <w:szCs w:val="24"/>
-        </w:rPr>
-      </w:pPr>
-      <w:r>
-        <w:rPr>
-          <w:rFonts w:ascii="Aptos" w:hAnsi="Aptos"/>
-          <w:sz w:val="24"/>
-          <w:szCs w:val="24"/>
+          <w:rFonts w:ascii="Times New Roman" w:hAnsi="Times New Roman" w:cs="Times New Roman"/>
+          <w:sz w:val="28"/>
+          <w:szCs w:val="28"/>
+        </w:rPr>
+      </w:pPr>
+      <w:r>
+        <w:rPr>
+          <w:rFonts w:ascii="Times New Roman" w:hAnsi="Times New Roman" w:cs="Times New Roman"/>
+          <w:sz w:val="28"/>
+          <w:szCs w:val="28"/>
         </w:rPr>
         <w:t xml:space="preserve">The Complainant has been subjected to </w:t>
       </w:r>
       <w:r>
         <w:rPr>
-          <w:rFonts w:ascii="Aptos" w:hAnsi="Aptos"/>
-          <w:b/>
-          <w:bCs/>
-          <w:sz w:val="24"/>
-          <w:szCs w:val="24"/>
+          <w:rFonts w:ascii="Times New Roman" w:hAnsi="Times New Roman" w:cs="Times New Roman"/>
+          <w:b/>
+          <w:bCs/>
+          <w:sz w:val="28"/>
+          <w:szCs w:val="28"/>
         </w:rPr>
         <w:t>severe harassment</w:t>
       </w:r>
       <w:r>
         <w:rPr>
-          <w:rFonts w:ascii="Aptos" w:hAnsi="Aptos"/>
-          <w:sz w:val="24"/>
-          <w:szCs w:val="24"/>
+          <w:rFonts w:ascii="Times New Roman" w:hAnsi="Times New Roman" w:cs="Times New Roman"/>
+          <w:sz w:val="28"/>
+          <w:szCs w:val="28"/>
         </w:rPr>
         <w:t xml:space="preserve">, </w:t>
       </w:r>
       <w:r>
         <w:rPr>
-          <w:rFonts w:ascii="Aptos" w:hAnsi="Aptos"/>
-          <w:b/>
-          <w:bCs/>
-          <w:sz w:val="24"/>
-          <w:szCs w:val="24"/>
+          <w:rFonts w:ascii="Times New Roman" w:hAnsi="Times New Roman" w:cs="Times New Roman"/>
+          <w:b/>
+          <w:bCs/>
+          <w:sz w:val="28"/>
+          <w:szCs w:val="28"/>
         </w:rPr>
         <w:t>mental agony</w:t>
       </w:r>
       <w:r>
         <w:rPr>
-          <w:rFonts w:ascii="Aptos" w:hAnsi="Aptos"/>
-          <w:sz w:val="24"/>
-          <w:szCs w:val="24"/>
+          <w:rFonts w:ascii="Times New Roman" w:hAnsi="Times New Roman" w:cs="Times New Roman"/>
+          <w:sz w:val="28"/>
+          <w:szCs w:val="28"/>
         </w:rPr>
         <w:t xml:space="preserve">, and </w:t>
       </w:r>
       <w:r>
         <w:rPr>
-          <w:rFonts w:ascii="Aptos" w:hAnsi="Aptos"/>
-          <w:b/>
-          <w:bCs/>
-          <w:sz w:val="24"/>
-          <w:szCs w:val="24"/>
+          <w:rFonts w:ascii="Times New Roman" w:hAnsi="Times New Roman" w:cs="Times New Roman"/>
+          <w:b/>
+          <w:bCs/>
+          <w:sz w:val="28"/>
+          <w:szCs w:val="28"/>
         </w:rPr>
         <w:t>inconvenience</w:t>
       </w:r>
       <w:r>
         <w:rPr>
-          <w:rFonts w:ascii="Aptos" w:hAnsi="Aptos"/>
-          <w:sz w:val="24"/>
-          <w:szCs w:val="24"/>
+          <w:rFonts w:ascii="Times New Roman" w:hAnsi="Times New Roman" w:cs="Times New Roman"/>
+          <w:sz w:val="28"/>
+          <w:szCs w:val="28"/>
         </w:rPr>
         <w:t xml:space="preserve">, especially as the defective product was meant to replace the old TV, which was already disposed of. The issue is further aggravated by the presence of </w:t>
       </w:r>
       <w:r>
         <w:rPr>
-          <w:rFonts w:ascii="Aptos" w:hAnsi="Aptos"/>
-          <w:b/>
-          <w:bCs/>
-          <w:sz w:val="24"/>
-          <w:szCs w:val="24"/>
+          <w:rFonts w:ascii="Times New Roman" w:hAnsi="Times New Roman" w:cs="Times New Roman"/>
+          <w:b/>
+          <w:bCs/>
+          <w:sz w:val="28"/>
+          <w:szCs w:val="28"/>
         </w:rPr>
         <w:t>senior citizens</w:t>
       </w:r>
       <w:r>
         <w:rPr>
-          <w:rFonts w:ascii="Aptos" w:hAnsi="Aptos"/>
-          <w:sz w:val="24"/>
-          <w:szCs w:val="24"/>
+          <w:rFonts w:ascii="Times New Roman" w:hAnsi="Times New Roman" w:cs="Times New Roman"/>
+          <w:sz w:val="28"/>
+          <w:szCs w:val="28"/>
         </w:rPr>
         <w:t xml:space="preserve"> in the household who rely on the television as their primary source of entertainment.</w:t>
       </w:r>
@@ -2544,70 +2547,70 @@
     <w:p>
       <w:pPr>
         <w:rPr>
-          <w:rFonts w:ascii="Aptos" w:hAnsi="Aptos"/>
-          <w:sz w:val="24"/>
-          <w:szCs w:val="24"/>
-        </w:rPr>
-      </w:pPr>
-      <w:r>
-        <w:rPr>
-          <w:rFonts w:ascii="Aptos" w:hAnsi="Aptos"/>
-          <w:sz w:val="24"/>
-          <w:szCs w:val="24"/>
+          <w:rFonts w:ascii="Times New Roman" w:hAnsi="Times New Roman" w:cs="Times New Roman"/>
+          <w:sz w:val="28"/>
+          <w:szCs w:val="28"/>
+        </w:rPr>
+      </w:pPr>
+      <w:r>
+        <w:rPr>
+          <w:rFonts w:ascii="Times New Roman" w:hAnsi="Times New Roman" w:cs="Times New Roman"/>
+          <w:sz w:val="28"/>
+          <w:szCs w:val="28"/>
         </w:rPr>
         <w:t xml:space="preserve">The Opposite Parties have clearly exhibited </w:t>
       </w:r>
       <w:r>
         <w:rPr>
-          <w:rFonts w:ascii="Aptos" w:hAnsi="Aptos"/>
-          <w:b/>
-          <w:bCs/>
-          <w:sz w:val="24"/>
-          <w:szCs w:val="24"/>
+          <w:rFonts w:ascii="Times New Roman" w:hAnsi="Times New Roman" w:cs="Times New Roman"/>
+          <w:b/>
+          <w:bCs/>
+          <w:sz w:val="28"/>
+          <w:szCs w:val="28"/>
         </w:rPr>
         <w:t>gross deficiency of service</w:t>
       </w:r>
       <w:r>
         <w:rPr>
-          <w:rFonts w:ascii="Aptos" w:hAnsi="Aptos"/>
-          <w:sz w:val="24"/>
-          <w:szCs w:val="24"/>
+          <w:rFonts w:ascii="Times New Roman" w:hAnsi="Times New Roman" w:cs="Times New Roman"/>
+          <w:sz w:val="28"/>
+          <w:szCs w:val="28"/>
         </w:rPr>
         <w:t xml:space="preserve">, </w:t>
       </w:r>
       <w:r>
         <w:rPr>
-          <w:rFonts w:ascii="Aptos" w:hAnsi="Aptos"/>
-          <w:b/>
-          <w:bCs/>
-          <w:sz w:val="24"/>
-          <w:szCs w:val="24"/>
+          <w:rFonts w:ascii="Times New Roman" w:hAnsi="Times New Roman" w:cs="Times New Roman"/>
+          <w:b/>
+          <w:bCs/>
+          <w:sz w:val="28"/>
+          <w:szCs w:val="28"/>
         </w:rPr>
         <w:t>unfair trade practices</w:t>
       </w:r>
       <w:r>
         <w:rPr>
-          <w:rFonts w:ascii="Aptos" w:hAnsi="Aptos"/>
-          <w:sz w:val="24"/>
-          <w:szCs w:val="24"/>
+          <w:rFonts w:ascii="Times New Roman" w:hAnsi="Times New Roman" w:cs="Times New Roman"/>
+          <w:sz w:val="28"/>
+          <w:szCs w:val="28"/>
         </w:rPr>
         <w:t xml:space="preserve">, and a blatant disregard for their </w:t>
       </w:r>
       <w:r>
         <w:rPr>
-          <w:rFonts w:ascii="Aptos" w:hAnsi="Aptos"/>
-          <w:b/>
-          <w:bCs/>
-          <w:sz w:val="24"/>
-          <w:szCs w:val="24"/>
+          <w:rFonts w:ascii="Times New Roman" w:hAnsi="Times New Roman" w:cs="Times New Roman"/>
+          <w:b/>
+          <w:bCs/>
+          <w:sz w:val="28"/>
+          <w:szCs w:val="28"/>
         </w:rPr>
         <w:t>warranty obligations</w:t>
       </w:r>
       <w:r>
         <w:rPr>
-          <w:rFonts w:ascii="Aptos" w:hAnsi="Aptos"/>
-          <w:sz w:val="24"/>
-          <w:szCs w:val="24"/>
+          <w:rFonts w:ascii="Times New Roman" w:hAnsi="Times New Roman" w:cs="Times New Roman"/>
+          <w:sz w:val="28"/>
+          <w:szCs w:val="28"/>
         </w:rPr>
         <w:t xml:space="preserve"> under Indian consumer protection laws.</w:t>
       </w:r>
@@ -2615,16 +2618,16 @@
     <w:p>
       <w:pPr>
         <w:rPr>
-          <w:rFonts w:ascii="Aptos" w:hAnsi="Aptos"/>
-          <w:sz w:val="24"/>
-          <w:szCs w:val="24"/>
-        </w:rPr>
-      </w:pPr>
-      <w:r>
-        <w:rPr>
-          <w:rFonts w:ascii="Aptos" w:hAnsi="Aptos"/>
-          <w:sz w:val="24"/>
-          <w:szCs w:val="24"/>
+          <w:rFonts w:ascii="Times New Roman" w:hAnsi="Times New Roman" w:cs="Times New Roman"/>
+          <w:sz w:val="28"/>
+          <w:szCs w:val="28"/>
+        </w:rPr>
+      </w:pPr>
+      <w:r>
+        <w:rPr>
+          <w:rFonts w:ascii="Times New Roman" w:hAnsi="Times New Roman" w:cs="Times New Roman"/>
+          <w:sz w:val="28"/>
+          <w:szCs w:val="28"/>
         </w:rPr>
         <w:pict w14:anchorId="05A76937">
           <v:rect id="_x0000_i1027" style="width:0;height:1.5pt" o:hralign="center" o:hrstd="t" o:hr="t" fillcolor="#a0a0a0" stroked="f"/>
@@ -2634,17 +2637,17 @@
     <w:p>
       <w:pPr>
         <w:rPr>
-          <w:rFonts w:ascii="Aptos" w:hAnsi="Aptos"/>
-          <w:sz w:val="24"/>
-          <w:szCs w:val="24"/>
-        </w:rPr>
-      </w:pPr>
-      <w:r>
-        <w:rPr>
-          <w:rFonts w:ascii="Aptos" w:hAnsi="Aptos"/>
+          <w:rFonts w:ascii="Times New Roman" w:hAnsi="Times New Roman" w:cs="Times New Roman"/>
+          <w:sz w:val="28"/>
+          <w:szCs w:val="28"/>
+        </w:rPr>
+      </w:pPr>
+      <w:r>
+        <w:rPr>
+          <w:rFonts w:ascii="Times New Roman" w:hAnsi="Times New Roman" w:cs="Times New Roman"/>
           <w:noProof/>
-          <w:sz w:val="24"/>
-          <w:szCs w:val="24"/>
+          <w:sz w:val="28"/>
+          <w:szCs w:val="28"/>
         </w:rPr>
         <w:drawing>
           <wp:inline distT="0" distB="0" distL="0" distR="0" wp14:anchorId="3633978D" wp14:editId="1348275C">
@@ -2699,36 +2702,37 @@
     <w:p>
       <w:pPr>
         <w:rPr>
-          <w:rFonts w:ascii="Aptos" w:hAnsi="Aptos"/>
-          <w:sz w:val="24"/>
-          <w:szCs w:val="24"/>
+          <w:rFonts w:ascii="Times New Roman" w:hAnsi="Times New Roman" w:cs="Times New Roman"/>
+          <w:sz w:val="28"/>
+          <w:szCs w:val="28"/>
         </w:rPr>
       </w:pPr>
     </w:p>
     <w:p>
       <w:pPr>
         <w:rPr>
-          <w:rFonts w:ascii="Aptos" w:hAnsi="Aptos"/>
-          <w:sz w:val="24"/>
-          <w:szCs w:val="24"/>
+          <w:rFonts w:ascii="Times New Roman" w:hAnsi="Times New Roman" w:cs="Times New Roman"/>
+          <w:sz w:val="28"/>
+          <w:szCs w:val="28"/>
         </w:rPr>
       </w:pPr>
     </w:p>
     <w:p>
       <w:pPr>
         <w:rPr>
-          <w:rFonts w:ascii="Aptos" w:hAnsi="Aptos"/>
-          <w:sz w:val="24"/>
-          <w:szCs w:val="24"/>
+          <w:rFonts w:ascii="Times New Roman" w:hAnsi="Times New Roman" w:cs="Times New Roman"/>
+          <w:sz w:val="28"/>
+          <w:szCs w:val="28"/>
         </w:rPr>
       </w:pPr>
     </w:p>
     <w:sectPr>
-      <w:footerReference w:type="even" r:id="rId8"/>
-      <w:footerReference w:type="default" r:id="rId9"/>
-      <w:footerReference w:type="first" r:id="rId10"/>
+      <w:headerReference w:type="default" r:id="rId8"/>
+      <w:footerReference w:type="even" r:id="rId9"/>
+      <w:footerReference w:type="default" r:id="rId10"/>
+      <w:footerReference w:type="first" r:id="rId11"/>
       <w:pgSz w:w="11906" w:h="16838"/>
-      <w:pgMar w:top="1134" w:right="1701" w:bottom="1134" w:left="2835" w:header="709" w:footer="709" w:gutter="0"/>
+      <w:pgMar w:top="1440" w:right="1440" w:bottom="1440" w:left="2155" w:header="709" w:footer="709" w:gutter="0"/>
       <w:pgNumType w:start="3"/>
       <w:cols w:space="708"/>
       <w:docGrid w:linePitch="360"/>
@@ -2896,7 +2900,7 @@
 <w:ftr xmlns:wpc="http://schemas.microsoft.com/office/word/2010/wordprocessingCanvas" xmlns:cx="http://schemas.microsoft.com/office/drawing/2014/chartex" xmlns:cx1="http://schemas.microsoft.com/office/drawing/2015/9/8/chartex" xmlns:cx2="http://schemas.microsoft.com/office/drawing/2015/10/21/chartex" xmlns:cx3="http://schemas.microsoft.com/office/drawing/2016/5/9/chartex" xmlns:cx4="http://schemas.microsoft.com/office/drawing/2016/5/10/chartex" xmlns:cx5="http://schemas.microsoft.com/office/drawing/2016/5/11/chartex" xmlns:cx6="http://schemas.microsoft.com/office/drawing/2016/5/12/chartex" xmlns:cx7="http://schemas.microsoft.com/office/drawing/2016/5/13/chartex" xmlns:cx8="http://schemas.microsoft.com/office/drawing/2016/5/14/chartex" xmlns:mc="http://schemas.openxmlformats.org/markup-compatibility/2006" xmlns:aink="http://schemas.microsoft.com/office/drawing/2016/ink" xmlns:am3d="http://schemas.microsoft.com/office/drawing/2017/model3d" xmlns:o="urn:schemas-microsoft-com:office:office" xmlns:oel="http://schemas.microsoft.com/office/2019/extlst" xmlns:r="http://schemas.openxmlformats.org/officeDocument/2006/relationships" xmlns:m="http://schemas.openxmlformats.org/officeDocument/2006/math" xmlns:v="urn:schemas-microsoft-com:vml" xmlns:wp14="http://schemas.microsoft.com/office/word/2010/wordprocessingDrawing" xmlns:wp="http://schemas.openxmlformats.org/drawingml/2006/wordprocessingDrawing" xmlns:w10="urn:schemas-microsoft-com:office:word" xmlns:w="http://schemas.openxmlformats.org/wordprocessingml/2006/main" xmlns:w14="http://schemas.microsoft.com/office/word/2010/wordml" xmlns:w15="http://schemas.microsoft.com/office/word/2012/wordml" xmlns:w16cex="http://schemas.microsoft.com/office/word/2018/wordml/cex" xmlns:w16cid="http://schemas.microsoft.com/office/word/2016/wordml/cid" xmlns:w16="http://schemas.microsoft.com/office/word/2018/wordml" xmlns:w16du="http://schemas.microsoft.com/office/word/2023/wordml/word16du" xmlns:w16sdtdh="http://schemas.microsoft.com/office/word/2020/wordml/sdtdatahash" xmlns:w16sdtfl="http://schemas.microsoft.com/office/word/2024/wordml/sdtformatlock" xmlns:w16se="http://schemas.microsoft.com/office/word/2015/wordml/symex" xmlns:wpg="http://schemas.microsoft.com/office/word/2010/wordprocessingGroup" xmlns:wpi="http://schemas.microsoft.com/office/word/2010/wordprocessingInk" xmlns:wne="http://schemas.microsoft.com/office/word/2006/wordml" xmlns:wps="http://schemas.microsoft.com/office/word/2010/wordprocessingShape" mc:Ignorable="w14 w15 w16se w16cid w16 w16cex w16sdtdh w16sdtfl w16du wp14">
   <w:sdt>
     <w:sdtPr>
-      <w:id w:val="-1028715053"/>
+      <w:id w:val="1351222607"/>
       <w:docPartObj>
         <w:docPartGallery w:val="Page Numbers (Bottom of Page)"/>
         <w:docPartUnique/>
@@ -2904,21 +2908,14 @@
     </w:sdtPr>
     <w:sdtEndPr>
       <w:rPr>
-        <w:color w:val="7F7F7F" w:themeColor="background1" w:themeShade="7F"/>
-        <w:spacing w:val="60"/>
+        <w:noProof/>
       </w:rPr>
     </w:sdtEndPr>
     <w:sdtContent>
       <w:p>
         <w:pPr>
           <w:pStyle w:val="Footer"/>
-          <w:pBdr>
-            <w:top w:val="single" w:sz="4" w:space="1" w:color="D9D9D9" w:themeColor="background1" w:themeShade="D9"/>
-          </w:pBdr>
-          <w:rPr>
-            <w:b/>
-            <w:bCs/>
-          </w:rPr>
+          <w:jc w:val="right"/>
         </w:pPr>
         <w:r>
           <w:fldChar w:fldCharType="begin"/>
@@ -2931,33 +2928,15 @@
         </w:r>
         <w:r>
           <w:rPr>
-            <w:b/>
-            <w:bCs/>
             <w:noProof/>
           </w:rPr>
           <w:t>2</w:t>
         </w:r>
         <w:r>
           <w:rPr>
-            <w:b/>
-            <w:bCs/>
             <w:noProof/>
           </w:rPr>
           <w:fldChar w:fldCharType="end"/>
-        </w:r>
-        <w:r>
-          <w:rPr>
-            <w:b/>
-            <w:bCs/>
-          </w:rPr>
-          <w:t xml:space="preserve"> | </w:t>
-        </w:r>
-        <w:r>
-          <w:rPr>
-            <w:color w:val="7F7F7F" w:themeColor="background1" w:themeShade="7F"/>
-            <w:spacing w:val="60"/>
-          </w:rPr>
-          <w:t>Page</w:t>
         </w:r>
       </w:p>
     </w:sdtContent>
@@ -3123,6 +3102,59 @@
     </w:p>
   </w:footnote>
 </w:footnotes>
+</file>
+
+<file path=word/header1.xml><?xml version="1.0" encoding="utf-8"?>
+<w:hdr xmlns:wpc="http://schemas.microsoft.com/office/word/2010/wordprocessingCanvas" xmlns:cx="http://schemas.microsoft.com/office/drawing/2014/chartex" xmlns:cx1="http://schemas.microsoft.com/office/drawing/2015/9/8/chartex" xmlns:cx2="http://schemas.microsoft.com/office/drawing/2015/10/21/chartex" xmlns:cx3="http://schemas.microsoft.com/office/drawing/2016/5/9/chartex" xmlns:cx4="http://schemas.microsoft.com/office/drawing/2016/5/10/chartex" xmlns:cx5="http://schemas.microsoft.com/office/drawing/2016/5/11/chartex" xmlns:cx6="http://schemas.microsoft.com/office/drawing/2016/5/12/chartex" xmlns:cx7="http://schemas.microsoft.com/office/drawing/2016/5/13/chartex" xmlns:cx8="http://schemas.microsoft.com/office/drawing/2016/5/14/chartex" xmlns:mc="http://schemas.openxmlformats.org/markup-compatibility/2006" xmlns:aink="http://schemas.microsoft.com/office/drawing/2016/ink" xmlns:am3d="http://schemas.microsoft.com/office/drawing/2017/model3d" xmlns:o="urn:schemas-microsoft-com:office:office" xmlns:oel="http://schemas.microsoft.com/office/2019/extlst" xmlns:r="http://schemas.openxmlformats.org/officeDocument/2006/relationships" xmlns:m="http://schemas.openxmlformats.org/officeDocument/2006/math" xmlns:v="urn:schemas-microsoft-com:vml" xmlns:wp14="http://schemas.microsoft.com/office/word/2010/wordprocessingDrawing" xmlns:wp="http://schemas.openxmlformats.org/drawingml/2006/wordprocessingDrawing" xmlns:w10="urn:schemas-microsoft-com:office:word" xmlns:w="http://schemas.openxmlformats.org/wordprocessingml/2006/main" xmlns:w14="http://schemas.microsoft.com/office/word/2010/wordml" xmlns:w15="http://schemas.microsoft.com/office/word/2012/wordml" xmlns:w16cex="http://schemas.microsoft.com/office/word/2018/wordml/cex" xmlns:w16cid="http://schemas.microsoft.com/office/word/2016/wordml/cid" xmlns:w16="http://schemas.microsoft.com/office/word/2018/wordml" xmlns:w16du="http://schemas.microsoft.com/office/word/2023/wordml/word16du" xmlns:w16sdtdh="http://schemas.microsoft.com/office/word/2020/wordml/sdtdatahash" xmlns:w16sdtfl="http://schemas.microsoft.com/office/word/2024/wordml/sdtformatlock" xmlns:w16se="http://schemas.microsoft.com/office/word/2015/wordml/symex" xmlns:wpg="http://schemas.microsoft.com/office/word/2010/wordprocessingGroup" xmlns:wpi="http://schemas.microsoft.com/office/word/2010/wordprocessingInk" xmlns:wne="http://schemas.microsoft.com/office/word/2006/wordml" xmlns:wps="http://schemas.microsoft.com/office/word/2010/wordprocessingShape" mc:Ignorable="w14 w15 w16se w16cid w16 w16cex w16sdtdh w16sdtfl w16du wp14">
+  <w:sdt>
+    <w:sdtPr>
+      <w:id w:val="-520396110"/>
+      <w:docPartObj>
+        <w:docPartGallery w:val="Page Numbers (Top of Page)"/>
+        <w:docPartUnique/>
+      </w:docPartObj>
+    </w:sdtPr>
+    <w:sdtEndPr>
+      <w:rPr>
+        <w:noProof/>
+      </w:rPr>
+    </w:sdtEndPr>
+    <w:sdtContent>
+      <w:p>
+        <w:pPr>
+          <w:pStyle w:val="Header"/>
+          <w:jc w:val="right"/>
+        </w:pPr>
+        <w:r>
+          <w:fldChar w:fldCharType="begin"/>
+        </w:r>
+        <w:r>
+          <w:instrText xml:space="preserve"> PAGE   \* MERGEFORMAT </w:instrText>
+        </w:r>
+        <w:r>
+          <w:fldChar w:fldCharType="separate"/>
+        </w:r>
+        <w:r>
+          <w:rPr>
+            <w:noProof/>
+          </w:rPr>
+          <w:t>2</w:t>
+        </w:r>
+        <w:r>
+          <w:rPr>
+            <w:noProof/>
+          </w:rPr>
+          <w:fldChar w:fldCharType="end"/>
+        </w:r>
+      </w:p>
+    </w:sdtContent>
+  </w:sdt>
+  <w:p>
+    <w:pPr>
+      <w:pStyle w:val="Header"/>
+    </w:pPr>
+  </w:p>
+</w:hdr>
 </file>
 
 <file path=word/numbering.xml><?xml version="1.0" encoding="utf-8"?>
